--- a/client_rules/Travelers.docx
+++ b/client_rules/Travelers.docx
@@ -1,6 +1,6 @@
 
 <file path=word/document.xml><?xml version="1.0" encoding="utf-8"?>
-<w:document xmlns:wpc="http://schemas.microsoft.com/office/word/2010/wordprocessingCanvas" xmlns:cx="http://schemas.microsoft.com/office/drawing/2014/chartex" xmlns:cx1="http://schemas.microsoft.com/office/drawing/2015/9/8/chartex" xmlns:cx2="http://schemas.microsoft.com/office/drawing/2015/10/21/chartex" xmlns:cx3="http://schemas.microsoft.com/office/drawing/2016/5/9/chartex" xmlns:cx4="http://schemas.microsoft.com/office/drawing/2016/5/10/chartex" xmlns:cx5="http://schemas.microsoft.com/office/drawing/2016/5/11/chartex" xmlns:cx6="http://schemas.microsoft.com/office/drawing/2016/5/12/chartex" xmlns:cx7="http://schemas.microsoft.com/office/drawing/2016/5/13/chartex" xmlns:cx8="http://schemas.microsoft.com/office/drawing/2016/5/14/chartex" xmlns:mc="http://schemas.openxmlformats.org/markup-compatibility/2006" xmlns:aink="http://schemas.microsoft.com/office/drawing/2016/ink" xmlns:am3d="http://schemas.microsoft.com/office/drawing/2017/model3d" xmlns:o="urn:schemas-microsoft-com:office:office" xmlns:oel="http://schemas.microsoft.com/office/2019/extlst" xmlns:r="http://schemas.openxmlformats.org/officeDocument/2006/relationships" xmlns:m="http://schemas.openxmlformats.org/officeDocument/2006/math" xmlns:v="urn:schemas-microsoft-com:vml" xmlns:wp14="http://schemas.microsoft.com/office/word/2010/wordprocessingDrawing" xmlns:wp="http://schemas.openxmlformats.org/drawingml/2006/wordprocessingDrawing" xmlns:w10="urn:schemas-microsoft-com:office:word" xmlns:w="http://schemas.openxmlformats.org/wordprocessingml/2006/main" xmlns:w14="http://schemas.microsoft.com/office/word/2010/wordml" xmlns:w15="http://schemas.microsoft.com/office/word/2012/wordml" xmlns:w16cex="http://schemas.microsoft.com/office/word/2018/wordml/cex" xmlns:w16cid="http://schemas.microsoft.com/office/word/2016/wordml/cid" xmlns:w16="http://schemas.microsoft.com/office/word/2018/wordml" xmlns:w16sdtdh="http://schemas.microsoft.com/office/word/2020/wordml/sdtdatahash" xmlns:w16se="http://schemas.microsoft.com/office/word/2015/wordml/symex" xmlns:wpg="http://schemas.microsoft.com/office/word/2010/wordprocessingGroup" xmlns:wpi="http://schemas.microsoft.com/office/word/2010/wordprocessingInk" xmlns:wne="http://schemas.microsoft.com/office/word/2006/wordml" xmlns:wps="http://schemas.microsoft.com/office/word/2010/wordprocessingShape" mc:Ignorable="w14 w15 w16se w16cid w16 w16cex w16sdtdh wp14">
+<w:document xmlns:wpc="http://schemas.microsoft.com/office/word/2010/wordprocessingCanvas" xmlns:cx="http://schemas.microsoft.com/office/drawing/2014/chartex" xmlns:cx1="http://schemas.microsoft.com/office/drawing/2015/9/8/chartex" xmlns:cx2="http://schemas.microsoft.com/office/drawing/2015/10/21/chartex" xmlns:cx3="http://schemas.microsoft.com/office/drawing/2016/5/9/chartex" xmlns:cx4="http://schemas.microsoft.com/office/drawing/2016/5/10/chartex" xmlns:cx5="http://schemas.microsoft.com/office/drawing/2016/5/11/chartex" xmlns:cx6="http://schemas.microsoft.com/office/drawing/2016/5/12/chartex" xmlns:cx7="http://schemas.microsoft.com/office/drawing/2016/5/13/chartex" xmlns:cx8="http://schemas.microsoft.com/office/drawing/2016/5/14/chartex" xmlns:mc="http://schemas.openxmlformats.org/markup-compatibility/2006" xmlns:aink="http://schemas.microsoft.com/office/drawing/2016/ink" xmlns:am3d="http://schemas.microsoft.com/office/drawing/2017/model3d" xmlns:o="urn:schemas-microsoft-com:office:office" xmlns:oel="http://schemas.microsoft.com/office/2019/extlst" xmlns:r="http://schemas.openxmlformats.org/officeDocument/2006/relationships" xmlns:m="http://schemas.openxmlformats.org/officeDocument/2006/math" xmlns:v="urn:schemas-microsoft-com:vml" xmlns:wp14="http://schemas.microsoft.com/office/word/2010/wordprocessingDrawing" xmlns:wp="http://schemas.openxmlformats.org/drawingml/2006/wordprocessingDrawing" xmlns:w10="urn:schemas-microsoft-com:office:word" xmlns:w="http://schemas.openxmlformats.org/wordprocessingml/2006/main" xmlns:w14="http://schemas.microsoft.com/office/word/2010/wordml" xmlns:w15="http://schemas.microsoft.com/office/word/2012/wordml" xmlns:w16cex="http://schemas.microsoft.com/office/word/2018/wordml/cex" xmlns:w16cid="http://schemas.microsoft.com/office/word/2016/wordml/cid" xmlns:w16="http://schemas.microsoft.com/office/word/2018/wordml" xmlns:w16du="http://schemas.microsoft.com/office/word/2023/wordml/word16du" xmlns:w16sdtdh="http://schemas.microsoft.com/office/word/2020/wordml/sdtdatahash" xmlns:w16sdtfl="http://schemas.microsoft.com/office/word/2024/wordml/sdtformatlock" xmlns:w16se="http://schemas.microsoft.com/office/word/2015/wordml/symex" xmlns:wpg="http://schemas.microsoft.com/office/word/2010/wordprocessingGroup" xmlns:wpi="http://schemas.microsoft.com/office/word/2010/wordprocessingInk" xmlns:wne="http://schemas.microsoft.com/office/word/2006/wordml" xmlns:wps="http://schemas.microsoft.com/office/word/2010/wordprocessingShape" mc:Ignorable="w14 w15 w16se w16cid w16 w16cex w16sdtdh w16sdtfl w16du wp14">
   <w:body>
     <w:tbl>
       <w:tblPr>
@@ -130,7 +130,6 @@
                 <w14:ligatures w14:val="none"/>
               </w:rPr>
             </w:pPr>
-            <w:proofErr w:type="gramStart"/>
             <w:r>
               <w:rPr>
                 <w:rFonts w:ascii="Times New Roman" w:eastAsia="Times New Roman" w:hAnsi="Times New Roman" w:cs="Times New Roman"/>
@@ -139,18 +138,7 @@
                 <w:szCs w:val="24"/>
                 <w14:ligatures w14:val="none"/>
               </w:rPr>
-              <w:t>7760796  :</w:t>
-            </w:r>
-            <w:proofErr w:type="gramEnd"/>
-            <w:r>
-              <w:rPr>
-                <w:rFonts w:ascii="Times New Roman" w:eastAsia="Times New Roman" w:hAnsi="Times New Roman" w:cs="Times New Roman"/>
-                <w:kern w:val="0"/>
-                <w:sz w:val="24"/>
-                <w:szCs w:val="24"/>
-                <w14:ligatures w14:val="none"/>
-              </w:rPr>
-              <w:t> Travelers Indemnity Contract #CW2324208</w:t>
+              <w:t>7760796  : Travelers Indemnity Contract #CW2324208</w:t>
             </w:r>
           </w:p>
         </w:tc>
@@ -375,9 +363,25 @@
           <w:szCs w:val="26"/>
           <w14:ligatures w14:val="none"/>
         </w:rPr>
-        <w:t xml:space="preserve">Fill out CCC/Complete </w:t>
-      </w:r>
-      <w:proofErr w:type="gramStart"/>
+        <w:t>Fill out CCC/Complete call in using ID # 19930 and SCA ID # SCA1</w:t>
+      </w:r>
+    </w:p>
+    <w:p>
+      <w:pPr>
+        <w:numPr>
+          <w:ilvl w:val="0"/>
+          <w:numId w:val="1"/>
+        </w:numPr>
+        <w:shd w:val="clear" w:color="auto" w:fill="FFFFFF"/>
+        <w:spacing w:before="100" w:beforeAutospacing="1" w:after="100" w:afterAutospacing="1" w:line="240" w:lineRule="auto"/>
+        <w:rPr>
+          <w:rFonts w:ascii="rubik" w:eastAsia="Times New Roman" w:hAnsi="rubik" w:cs="Times New Roman"/>
+          <w:kern w:val="0"/>
+          <w:sz w:val="24"/>
+          <w:szCs w:val="24"/>
+          <w14:ligatures w14:val="none"/>
+        </w:rPr>
+      </w:pPr>
       <w:r>
         <w:rPr>
           <w:rFonts w:ascii="Arial" w:eastAsia="Times New Roman" w:hAnsi="Arial" w:cs="Arial"/>
@@ -386,18 +390,7 @@
           <w:szCs w:val="26"/>
           <w14:ligatures w14:val="none"/>
         </w:rPr>
-        <w:t>call in</w:t>
-      </w:r>
-      <w:proofErr w:type="gramEnd"/>
-      <w:r>
-        <w:rPr>
-          <w:rFonts w:ascii="Arial" w:eastAsia="Times New Roman" w:hAnsi="Arial" w:cs="Arial"/>
-          <w:kern w:val="0"/>
-          <w:sz w:val="26"/>
-          <w:szCs w:val="26"/>
-          <w14:ligatures w14:val="none"/>
-        </w:rPr>
-        <w:t xml:space="preserve"> using ID # 19930 and SCA ID # SCA1</w:t>
+        <w:t>No Salvage Bids required unless borderline total loss.  If so, provide proquote.</w:t>
       </w:r>
     </w:p>
     <w:p>
@@ -420,33 +413,11 @@
         <w:rPr>
           <w:rFonts w:ascii="Arial" w:eastAsia="Times New Roman" w:hAnsi="Arial" w:cs="Arial"/>
           <w:kern w:val="0"/>
-          <w:sz w:val="26"/>
-          <w:szCs w:val="26"/>
-          <w14:ligatures w14:val="none"/>
-        </w:rPr>
-        <w:t xml:space="preserve">No Salvage Bids required unless borderline total loss.  If so, provide </w:t>
-      </w:r>
-      <w:proofErr w:type="spellStart"/>
-      <w:r>
-        <w:rPr>
-          <w:rFonts w:ascii="Arial" w:eastAsia="Times New Roman" w:hAnsi="Arial" w:cs="Arial"/>
-          <w:kern w:val="0"/>
-          <w:sz w:val="26"/>
-          <w:szCs w:val="26"/>
-          <w14:ligatures w14:val="none"/>
-        </w:rPr>
-        <w:t>proquote</w:t>
-      </w:r>
-      <w:proofErr w:type="spellEnd"/>
-      <w:r>
-        <w:rPr>
-          <w:rFonts w:ascii="Arial" w:eastAsia="Times New Roman" w:hAnsi="Arial" w:cs="Arial"/>
-          <w:kern w:val="0"/>
-          <w:sz w:val="26"/>
-          <w:szCs w:val="26"/>
-          <w14:ligatures w14:val="none"/>
-        </w:rPr>
-        <w:t>.</w:t>
+          <w:sz w:val="24"/>
+          <w:szCs w:val="24"/>
+          <w14:ligatures w14:val="none"/>
+        </w:rPr>
+        <w:t>LKQ/Recon/AM over 1 calendar year old and over 15k miles</w:t>
       </w:r>
     </w:p>
     <w:p>
@@ -473,7 +444,7 @@
           <w:szCs w:val="24"/>
           <w14:ligatures w14:val="none"/>
         </w:rPr>
-        <w:t>LKQ/Recon/AM over 1 calendar year old and over 15k miles</w:t>
+        <w:t>If borderline total loss, obtain and provide Copart Proquote.</w:t>
       </w:r>
     </w:p>
     <w:p>
@@ -500,29 +471,7 @@
           <w:szCs w:val="24"/>
           <w14:ligatures w14:val="none"/>
         </w:rPr>
-        <w:t xml:space="preserve">If borderline total loss, obtain and provide Copart </w:t>
-      </w:r>
-      <w:proofErr w:type="spellStart"/>
-      <w:r>
-        <w:rPr>
-          <w:rFonts w:ascii="Arial" w:eastAsia="Times New Roman" w:hAnsi="Arial" w:cs="Arial"/>
-          <w:kern w:val="0"/>
-          <w:sz w:val="24"/>
-          <w:szCs w:val="24"/>
-          <w14:ligatures w14:val="none"/>
-        </w:rPr>
-        <w:t>Proquote</w:t>
-      </w:r>
-      <w:proofErr w:type="spellEnd"/>
-      <w:r>
-        <w:rPr>
-          <w:rFonts w:ascii="Arial" w:eastAsia="Times New Roman" w:hAnsi="Arial" w:cs="Arial"/>
-          <w:kern w:val="0"/>
-          <w:sz w:val="24"/>
-          <w:szCs w:val="24"/>
-          <w14:ligatures w14:val="none"/>
-        </w:rPr>
-        <w:t>.</w:t>
+        <w:t>No betterment on insured vehicles.</w:t>
       </w:r>
     </w:p>
     <w:p>
@@ -549,47 +498,8 @@
           <w:szCs w:val="24"/>
           <w14:ligatures w14:val="none"/>
         </w:rPr>
-        <w:t>No betterment on insured vehicles.</w:t>
-      </w:r>
-    </w:p>
-    <w:p>
-      <w:pPr>
-        <w:numPr>
-          <w:ilvl w:val="0"/>
-          <w:numId w:val="1"/>
-        </w:numPr>
-        <w:shd w:val="clear" w:color="auto" w:fill="FFFFFF"/>
-        <w:spacing w:before="100" w:beforeAutospacing="1" w:after="100" w:afterAutospacing="1" w:line="240" w:lineRule="auto"/>
-        <w:rPr>
-          <w:rFonts w:ascii="rubik" w:eastAsia="Times New Roman" w:hAnsi="rubik" w:cs="Times New Roman"/>
-          <w:kern w:val="0"/>
-          <w:sz w:val="24"/>
-          <w:szCs w:val="24"/>
-          <w14:ligatures w14:val="none"/>
-        </w:rPr>
-      </w:pPr>
-      <w:r>
-        <w:rPr>
-          <w:rFonts w:ascii="Arial" w:eastAsia="Times New Roman" w:hAnsi="Arial" w:cs="Arial"/>
-          <w:kern w:val="0"/>
-          <w:sz w:val="24"/>
-          <w:szCs w:val="24"/>
-          <w14:ligatures w14:val="none"/>
-        </w:rPr>
-        <w:t xml:space="preserve">Utilize the Travelers approved labor rates provided in the Core </w:t>
-      </w:r>
-      <w:proofErr w:type="gramStart"/>
-      <w:r>
-        <w:rPr>
-          <w:rFonts w:ascii="Arial" w:eastAsia="Times New Roman" w:hAnsi="Arial" w:cs="Arial"/>
-          <w:kern w:val="0"/>
-          <w:sz w:val="24"/>
-          <w:szCs w:val="24"/>
-          <w14:ligatures w14:val="none"/>
-        </w:rPr>
-        <w:t>assignment</w:t>
-      </w:r>
-      <w:proofErr w:type="gramEnd"/>
+        <w:t>Utilize the Travelers approved labor rates provided in the Core assignment</w:t>
+      </w:r>
     </w:p>
     <w:p>
       <w:pPr>
@@ -838,9 +748,25 @@
           <w:szCs w:val="26"/>
           <w14:ligatures w14:val="none"/>
         </w:rPr>
-        <w:t xml:space="preserve">4 corners that are clear and </w:t>
-      </w:r>
-      <w:proofErr w:type="gramStart"/>
+        <w:t>4 corners that are clear and legible</w:t>
+      </w:r>
+    </w:p>
+    <w:p>
+      <w:pPr>
+        <w:numPr>
+          <w:ilvl w:val="0"/>
+          <w:numId w:val="3"/>
+        </w:numPr>
+        <w:shd w:val="clear" w:color="auto" w:fill="FFFFFF"/>
+        <w:spacing w:before="100" w:beforeAutospacing="1" w:after="100" w:afterAutospacing="1" w:line="240" w:lineRule="auto"/>
+        <w:rPr>
+          <w:rFonts w:ascii="rubik" w:eastAsia="Times New Roman" w:hAnsi="rubik" w:cs="Times New Roman"/>
+          <w:kern w:val="0"/>
+          <w:sz w:val="24"/>
+          <w:szCs w:val="24"/>
+          <w14:ligatures w14:val="none"/>
+        </w:rPr>
+      </w:pPr>
       <w:r>
         <w:rPr>
           <w:rFonts w:ascii="rubik" w:eastAsia="Times New Roman" w:hAnsi="rubik" w:cs="Times New Roman"/>
@@ -849,9 +775,8 @@
           <w:szCs w:val="26"/>
           <w14:ligatures w14:val="none"/>
         </w:rPr>
-        <w:t>legible</w:t>
-      </w:r>
-      <w:proofErr w:type="gramEnd"/>
+        <w:t>At least 4 photos of the damage area</w:t>
+      </w:r>
     </w:p>
     <w:p>
       <w:pPr>
@@ -877,56 +802,7 @@
           <w:szCs w:val="26"/>
           <w14:ligatures w14:val="none"/>
         </w:rPr>
-        <w:t>At least 4 photos of the damage area</w:t>
-      </w:r>
-    </w:p>
-    <w:p>
-      <w:pPr>
-        <w:numPr>
-          <w:ilvl w:val="0"/>
-          <w:numId w:val="3"/>
-        </w:numPr>
-        <w:shd w:val="clear" w:color="auto" w:fill="FFFFFF"/>
-        <w:spacing w:before="100" w:beforeAutospacing="1" w:after="100" w:afterAutospacing="1" w:line="240" w:lineRule="auto"/>
-        <w:rPr>
-          <w:rFonts w:ascii="rubik" w:eastAsia="Times New Roman" w:hAnsi="rubik" w:cs="Times New Roman"/>
-          <w:kern w:val="0"/>
-          <w:sz w:val="24"/>
-          <w:szCs w:val="24"/>
-          <w14:ligatures w14:val="none"/>
-        </w:rPr>
-      </w:pPr>
-      <w:r>
-        <w:rPr>
-          <w:rFonts w:ascii="rubik" w:eastAsia="Times New Roman" w:hAnsi="rubik" w:cs="Times New Roman"/>
-          <w:kern w:val="0"/>
-          <w:sz w:val="26"/>
-          <w:szCs w:val="26"/>
-          <w14:ligatures w14:val="none"/>
-        </w:rPr>
-        <w:t xml:space="preserve">Impact height measurements in inches using a </w:t>
-      </w:r>
-      <w:proofErr w:type="spellStart"/>
-      <w:r>
-        <w:rPr>
-          <w:rFonts w:ascii="rubik" w:eastAsia="Times New Roman" w:hAnsi="rubik" w:cs="Times New Roman"/>
-          <w:kern w:val="0"/>
-          <w:sz w:val="26"/>
-          <w:szCs w:val="26"/>
-          <w14:ligatures w14:val="none"/>
-        </w:rPr>
-        <w:t>Keson</w:t>
-      </w:r>
-      <w:proofErr w:type="spellEnd"/>
-      <w:r>
-        <w:rPr>
-          <w:rFonts w:ascii="rubik" w:eastAsia="Times New Roman" w:hAnsi="rubik" w:cs="Times New Roman"/>
-          <w:kern w:val="0"/>
-          <w:sz w:val="26"/>
-          <w:szCs w:val="26"/>
-          <w14:ligatures w14:val="none"/>
-        </w:rPr>
-        <w:t xml:space="preserve"> Tape Measurer (straight on, level and showing contact with ground)</w:t>
+        <w:t>Impact height measurements in inches using a Keson Tape Measurer (straight on, level and showing contact with ground)</w:t>
       </w:r>
     </w:p>
     <w:p>
@@ -1288,9 +1164,25 @@
           <w14:ligatures w14:val="none"/>
         </w:rPr>
         <w:lastRenderedPageBreak/>
-        <w:t xml:space="preserve">Carpet condition (front and rear - be sure to </w:t>
-      </w:r>
-      <w:proofErr w:type="gramStart"/>
+        <w:t>Carpet condition (front and rear - be sure to lift up floor mats)</w:t>
+      </w:r>
+    </w:p>
+    <w:p>
+      <w:pPr>
+        <w:numPr>
+          <w:ilvl w:val="0"/>
+          <w:numId w:val="4"/>
+        </w:numPr>
+        <w:shd w:val="clear" w:color="auto" w:fill="FFFFFF"/>
+        <w:spacing w:before="100" w:beforeAutospacing="1" w:after="100" w:afterAutospacing="1" w:line="240" w:lineRule="auto"/>
+        <w:rPr>
+          <w:rFonts w:ascii="rubik" w:eastAsia="Times New Roman" w:hAnsi="rubik" w:cs="Times New Roman"/>
+          <w:kern w:val="0"/>
+          <w:sz w:val="24"/>
+          <w:szCs w:val="24"/>
+          <w14:ligatures w14:val="none"/>
+        </w:rPr>
+      </w:pPr>
       <w:r>
         <w:rPr>
           <w:rFonts w:ascii="rubik" w:eastAsia="Times New Roman" w:hAnsi="rubik" w:cs="Times New Roman"/>
@@ -1299,9 +1191,25 @@
           <w:szCs w:val="26"/>
           <w14:ligatures w14:val="none"/>
         </w:rPr>
-        <w:t>lift up</w:t>
-      </w:r>
-      <w:proofErr w:type="gramEnd"/>
+        <w:t>Tread depth measurements (all 4 tires)</w:t>
+      </w:r>
+    </w:p>
+    <w:p>
+      <w:pPr>
+        <w:numPr>
+          <w:ilvl w:val="0"/>
+          <w:numId w:val="4"/>
+        </w:numPr>
+        <w:shd w:val="clear" w:color="auto" w:fill="FFFFFF"/>
+        <w:spacing w:before="100" w:beforeAutospacing="1" w:after="100" w:afterAutospacing="1" w:line="240" w:lineRule="auto"/>
+        <w:rPr>
+          <w:rFonts w:ascii="rubik" w:eastAsia="Times New Roman" w:hAnsi="rubik" w:cs="Times New Roman"/>
+          <w:kern w:val="0"/>
+          <w:sz w:val="24"/>
+          <w:szCs w:val="24"/>
+          <w14:ligatures w14:val="none"/>
+        </w:rPr>
+      </w:pPr>
       <w:r>
         <w:rPr>
           <w:rFonts w:ascii="rubik" w:eastAsia="Times New Roman" w:hAnsi="rubik" w:cs="Times New Roman"/>
@@ -1310,7 +1218,7 @@
           <w:szCs w:val="26"/>
           <w14:ligatures w14:val="none"/>
         </w:rPr>
-        <w:t xml:space="preserve"> floor mats)</w:t>
+        <w:t>Doors and dash for vehicle options</w:t>
       </w:r>
     </w:p>
     <w:p>
@@ -1337,7 +1245,7 @@
           <w:szCs w:val="26"/>
           <w14:ligatures w14:val="none"/>
         </w:rPr>
-        <w:t>Tread depth measurements (all 4 tires)</w:t>
+        <w:t>Windshields with attention to chips, pits and cracks</w:t>
       </w:r>
     </w:p>
     <w:p>
@@ -1364,7 +1272,7 @@
           <w:szCs w:val="26"/>
           <w14:ligatures w14:val="none"/>
         </w:rPr>
-        <w:t>Doors and dash for vehicle options</w:t>
+        <w:t>Spare tire</w:t>
       </w:r>
     </w:p>
     <w:p>
@@ -1391,9 +1299,25 @@
           <w:szCs w:val="26"/>
           <w14:ligatures w14:val="none"/>
         </w:rPr>
-        <w:t xml:space="preserve">Windshields with attention to chips, </w:t>
-      </w:r>
-      <w:proofErr w:type="gramStart"/>
+        <w:t>Engine compartment condition</w:t>
+      </w:r>
+    </w:p>
+    <w:p>
+      <w:pPr>
+        <w:numPr>
+          <w:ilvl w:val="0"/>
+          <w:numId w:val="4"/>
+        </w:numPr>
+        <w:shd w:val="clear" w:color="auto" w:fill="FFFFFF"/>
+        <w:spacing w:before="100" w:beforeAutospacing="1" w:after="100" w:afterAutospacing="1" w:line="240" w:lineRule="auto"/>
+        <w:rPr>
+          <w:rFonts w:ascii="rubik" w:eastAsia="Times New Roman" w:hAnsi="rubik" w:cs="Times New Roman"/>
+          <w:kern w:val="0"/>
+          <w:sz w:val="24"/>
+          <w:szCs w:val="24"/>
+          <w14:ligatures w14:val="none"/>
+        </w:rPr>
+      </w:pPr>
       <w:r>
         <w:rPr>
           <w:rFonts w:ascii="rubik" w:eastAsia="Times New Roman" w:hAnsi="rubik" w:cs="Times New Roman"/>
@@ -1402,9 +1326,25 @@
           <w:szCs w:val="26"/>
           <w14:ligatures w14:val="none"/>
         </w:rPr>
-        <w:t>pits</w:t>
-      </w:r>
-      <w:proofErr w:type="gramEnd"/>
+        <w:t>Engine with dipstick pulled to show oil level and condition</w:t>
+      </w:r>
+    </w:p>
+    <w:p>
+      <w:pPr>
+        <w:numPr>
+          <w:ilvl w:val="0"/>
+          <w:numId w:val="4"/>
+        </w:numPr>
+        <w:shd w:val="clear" w:color="auto" w:fill="FFFFFF"/>
+        <w:spacing w:before="100" w:beforeAutospacing="1" w:after="100" w:afterAutospacing="1" w:line="240" w:lineRule="auto"/>
+        <w:rPr>
+          <w:rFonts w:ascii="rubik" w:eastAsia="Times New Roman" w:hAnsi="rubik" w:cs="Times New Roman"/>
+          <w:kern w:val="0"/>
+          <w:sz w:val="24"/>
+          <w:szCs w:val="24"/>
+          <w14:ligatures w14:val="none"/>
+        </w:rPr>
+      </w:pPr>
       <w:r>
         <w:rPr>
           <w:rFonts w:ascii="rubik" w:eastAsia="Times New Roman" w:hAnsi="rubik" w:cs="Times New Roman"/>
@@ -1413,7 +1353,7 @@
           <w:szCs w:val="26"/>
           <w14:ligatures w14:val="none"/>
         </w:rPr>
-        <w:t xml:space="preserve"> and cracks</w:t>
+        <w:t>Trunk of vehicle showing spare</w:t>
       </w:r>
     </w:p>
     <w:p>
@@ -1440,140 +1380,8 @@
           <w:szCs w:val="26"/>
           <w14:ligatures w14:val="none"/>
         </w:rPr>
-        <w:t>Spare tire</w:t>
-      </w:r>
-    </w:p>
-    <w:p>
-      <w:pPr>
-        <w:numPr>
-          <w:ilvl w:val="0"/>
-          <w:numId w:val="4"/>
-        </w:numPr>
-        <w:shd w:val="clear" w:color="auto" w:fill="FFFFFF"/>
-        <w:spacing w:before="100" w:beforeAutospacing="1" w:after="100" w:afterAutospacing="1" w:line="240" w:lineRule="auto"/>
-        <w:rPr>
-          <w:rFonts w:ascii="rubik" w:eastAsia="Times New Roman" w:hAnsi="rubik" w:cs="Times New Roman"/>
-          <w:kern w:val="0"/>
-          <w:sz w:val="24"/>
-          <w:szCs w:val="24"/>
-          <w14:ligatures w14:val="none"/>
-        </w:rPr>
-      </w:pPr>
-      <w:r>
-        <w:rPr>
-          <w:rFonts w:ascii="rubik" w:eastAsia="Times New Roman" w:hAnsi="rubik" w:cs="Times New Roman"/>
-          <w:kern w:val="0"/>
-          <w:sz w:val="26"/>
-          <w:szCs w:val="26"/>
-          <w14:ligatures w14:val="none"/>
-        </w:rPr>
-        <w:t>Engine compartment condition</w:t>
-      </w:r>
-    </w:p>
-    <w:p>
-      <w:pPr>
-        <w:numPr>
-          <w:ilvl w:val="0"/>
-          <w:numId w:val="4"/>
-        </w:numPr>
-        <w:shd w:val="clear" w:color="auto" w:fill="FFFFFF"/>
-        <w:spacing w:before="100" w:beforeAutospacing="1" w:after="100" w:afterAutospacing="1" w:line="240" w:lineRule="auto"/>
-        <w:rPr>
-          <w:rFonts w:ascii="rubik" w:eastAsia="Times New Roman" w:hAnsi="rubik" w:cs="Times New Roman"/>
-          <w:kern w:val="0"/>
-          <w:sz w:val="24"/>
-          <w:szCs w:val="24"/>
-          <w14:ligatures w14:val="none"/>
-        </w:rPr>
-      </w:pPr>
-      <w:r>
-        <w:rPr>
-          <w:rFonts w:ascii="rubik" w:eastAsia="Times New Roman" w:hAnsi="rubik" w:cs="Times New Roman"/>
-          <w:kern w:val="0"/>
-          <w:sz w:val="26"/>
-          <w:szCs w:val="26"/>
-          <w14:ligatures w14:val="none"/>
-        </w:rPr>
-        <w:t xml:space="preserve">Engine with dipstick pulled to show oil level and </w:t>
-      </w:r>
-      <w:proofErr w:type="gramStart"/>
-      <w:r>
-        <w:rPr>
-          <w:rFonts w:ascii="rubik" w:eastAsia="Times New Roman" w:hAnsi="rubik" w:cs="Times New Roman"/>
-          <w:kern w:val="0"/>
-          <w:sz w:val="26"/>
-          <w:szCs w:val="26"/>
-          <w14:ligatures w14:val="none"/>
-        </w:rPr>
-        <w:t>condition</w:t>
-      </w:r>
-      <w:proofErr w:type="gramEnd"/>
-    </w:p>
-    <w:p>
-      <w:pPr>
-        <w:numPr>
-          <w:ilvl w:val="0"/>
-          <w:numId w:val="4"/>
-        </w:numPr>
-        <w:shd w:val="clear" w:color="auto" w:fill="FFFFFF"/>
-        <w:spacing w:before="100" w:beforeAutospacing="1" w:after="100" w:afterAutospacing="1" w:line="240" w:lineRule="auto"/>
-        <w:rPr>
-          <w:rFonts w:ascii="rubik" w:eastAsia="Times New Roman" w:hAnsi="rubik" w:cs="Times New Roman"/>
-          <w:kern w:val="0"/>
-          <w:sz w:val="24"/>
-          <w:szCs w:val="24"/>
-          <w14:ligatures w14:val="none"/>
-        </w:rPr>
-      </w:pPr>
-      <w:r>
-        <w:rPr>
-          <w:rFonts w:ascii="rubik" w:eastAsia="Times New Roman" w:hAnsi="rubik" w:cs="Times New Roman"/>
-          <w:kern w:val="0"/>
-          <w:sz w:val="26"/>
-          <w:szCs w:val="26"/>
-          <w14:ligatures w14:val="none"/>
-        </w:rPr>
-        <w:t>Trunk of vehicle showing spare</w:t>
-      </w:r>
-    </w:p>
-    <w:p>
-      <w:pPr>
-        <w:numPr>
-          <w:ilvl w:val="0"/>
-          <w:numId w:val="4"/>
-        </w:numPr>
-        <w:shd w:val="clear" w:color="auto" w:fill="FFFFFF"/>
-        <w:spacing w:before="100" w:beforeAutospacing="1" w:after="100" w:afterAutospacing="1" w:line="240" w:lineRule="auto"/>
-        <w:rPr>
-          <w:rFonts w:ascii="rubik" w:eastAsia="Times New Roman" w:hAnsi="rubik" w:cs="Times New Roman"/>
-          <w:kern w:val="0"/>
-          <w:sz w:val="24"/>
-          <w:szCs w:val="24"/>
-          <w14:ligatures w14:val="none"/>
-        </w:rPr>
-      </w:pPr>
-      <w:r>
-        <w:rPr>
-          <w:rFonts w:ascii="rubik" w:eastAsia="Times New Roman" w:hAnsi="rubik" w:cs="Times New Roman"/>
-          <w:kern w:val="0"/>
-          <w:sz w:val="26"/>
-          <w:szCs w:val="26"/>
-          <w14:ligatures w14:val="none"/>
-        </w:rPr>
-        <w:t xml:space="preserve">Any other needed photos to depict damage, UPD or </w:t>
-      </w:r>
-      <w:proofErr w:type="gramStart"/>
-      <w:r>
-        <w:rPr>
-          <w:rFonts w:ascii="rubik" w:eastAsia="Times New Roman" w:hAnsi="rubik" w:cs="Times New Roman"/>
-          <w:kern w:val="0"/>
-          <w:sz w:val="26"/>
-          <w:szCs w:val="26"/>
-          <w14:ligatures w14:val="none"/>
-        </w:rPr>
-        <w:t>conditioning</w:t>
-      </w:r>
-      <w:proofErr w:type="gramEnd"/>
+        <w:t>Any other needed photos to depict damage, UPD or conditioning</w:t>
+      </w:r>
     </w:p>
     <w:p>
       <w:pPr>
@@ -1668,29 +1476,7 @@
           <w:szCs w:val="26"/>
           <w14:ligatures w14:val="none"/>
         </w:rPr>
-        <w:t xml:space="preserve">YES - Release a copy of the estimate to vehicle owner and repair facility unless </w:t>
-      </w:r>
-      <w:proofErr w:type="gramStart"/>
-      <w:r>
-        <w:rPr>
-          <w:rFonts w:ascii="rubik" w:eastAsia="Times New Roman" w:hAnsi="rubik" w:cs="Times New Roman"/>
-          <w:kern w:val="0"/>
-          <w:sz w:val="26"/>
-          <w:szCs w:val="26"/>
-          <w14:ligatures w14:val="none"/>
-        </w:rPr>
-        <w:t>total</w:t>
-      </w:r>
-      <w:proofErr w:type="gramEnd"/>
-      <w:r>
-        <w:rPr>
-          <w:rFonts w:ascii="rubik" w:eastAsia="Times New Roman" w:hAnsi="rubik" w:cs="Times New Roman"/>
-          <w:kern w:val="0"/>
-          <w:sz w:val="26"/>
-          <w:szCs w:val="26"/>
-          <w14:ligatures w14:val="none"/>
-        </w:rPr>
-        <w:t xml:space="preserve"> loss.</w:t>
+        <w:t>YES - Release a copy of the estimate to vehicle owner and repair facility unless total loss.</w:t>
       </w:r>
     </w:p>
     <w:p>
@@ -1786,29 +1572,7 @@
           <w:szCs w:val="24"/>
           <w14:ligatures w14:val="none"/>
         </w:rPr>
-        <w:t xml:space="preserve">The use of LKQ or reconditioned OEM and/or </w:t>
-      </w:r>
-      <w:proofErr w:type="gramStart"/>
-      <w:r>
-        <w:rPr>
-          <w:rFonts w:ascii="Arial" w:eastAsia="Times New Roman" w:hAnsi="Arial" w:cs="Arial"/>
-          <w:kern w:val="0"/>
-          <w:sz w:val="24"/>
-          <w:szCs w:val="24"/>
-          <w14:ligatures w14:val="none"/>
-        </w:rPr>
-        <w:t>non OEM</w:t>
-      </w:r>
-      <w:proofErr w:type="gramEnd"/>
-      <w:r>
-        <w:rPr>
-          <w:rFonts w:ascii="Arial" w:eastAsia="Times New Roman" w:hAnsi="Arial" w:cs="Arial"/>
-          <w:kern w:val="0"/>
-          <w:sz w:val="24"/>
-          <w:szCs w:val="24"/>
-          <w14:ligatures w14:val="none"/>
-        </w:rPr>
-        <w:t xml:space="preserve"> replacement parts will be consistent with state laws or regulations and the following guidelines:  </w:t>
+        <w:t>The use of LKQ or reconditioned OEM and/or non OEM replacement parts will be consistent with state laws or regulations and the following guidelines:  </w:t>
       </w:r>
     </w:p>
     <w:p>
@@ -1890,31 +1654,7 @@
           <w:szCs w:val="24"/>
           <w14:ligatures w14:val="none"/>
         </w:rPr>
-        <w:t xml:space="preserve">No LKQ SRS equipment </w:t>
-      </w:r>
-      <w:proofErr w:type="gramStart"/>
-      <w:r>
-        <w:rPr>
-          <w:rFonts w:ascii="Arial" w:eastAsia="Times New Roman" w:hAnsi="Arial" w:cs="Arial"/>
-          <w:color w:val="000000"/>
-          <w:kern w:val="0"/>
-          <w:sz w:val="24"/>
-          <w:szCs w:val="24"/>
-          <w14:ligatures w14:val="none"/>
-        </w:rPr>
-        <w:t>and or</w:t>
-      </w:r>
-      <w:proofErr w:type="gramEnd"/>
-      <w:r>
-        <w:rPr>
-          <w:rFonts w:ascii="Arial" w:eastAsia="Times New Roman" w:hAnsi="Arial" w:cs="Arial"/>
-          <w:color w:val="000000"/>
-          <w:kern w:val="0"/>
-          <w:sz w:val="24"/>
-          <w:szCs w:val="24"/>
-          <w14:ligatures w14:val="none"/>
-        </w:rPr>
-        <w:t xml:space="preserve"> moving steering or suspension parts.</w:t>
+        <w:t>No LKQ SRS equipment and or moving steering or suspension parts.</w:t>
       </w:r>
     </w:p>
     <w:p>
@@ -2006,31 +1746,7 @@
           <w:szCs w:val="24"/>
           <w14:ligatures w14:val="none"/>
         </w:rPr>
-        <w:t xml:space="preserve">Always utilize </w:t>
-      </w:r>
-      <w:proofErr w:type="spellStart"/>
-      <w:r>
-        <w:rPr>
-          <w:rFonts w:ascii="rubik" w:eastAsia="Times New Roman" w:hAnsi="rubik" w:cs="Times New Roman"/>
-          <w:color w:val="000000"/>
-          <w:kern w:val="0"/>
-          <w:sz w:val="24"/>
-          <w:szCs w:val="24"/>
-          <w14:ligatures w14:val="none"/>
-        </w:rPr>
-        <w:t>Safelite</w:t>
-      </w:r>
-      <w:proofErr w:type="spellEnd"/>
-      <w:r>
-        <w:rPr>
-          <w:rFonts w:ascii="rubik" w:eastAsia="Times New Roman" w:hAnsi="rubik" w:cs="Times New Roman"/>
-          <w:color w:val="000000"/>
-          <w:kern w:val="0"/>
-          <w:sz w:val="24"/>
-          <w:szCs w:val="24"/>
-          <w14:ligatures w14:val="none"/>
-        </w:rPr>
-        <w:t xml:space="preserve"> 877-664-8931.</w:t>
+        <w:t>Always utilize Safelite 877-664-8931.</w:t>
       </w:r>
     </w:p>
     <w:p>
@@ -2126,9 +1842,8 @@
           <w:szCs w:val="26"/>
           <w14:ligatures w14:val="none"/>
         </w:rPr>
-        <w:t xml:space="preserve">Fill out the CCC evaluation form and complete </w:t>
-      </w:r>
-      <w:proofErr w:type="gramStart"/>
+        <w:t xml:space="preserve">IF TOTAL LOSS - </w:t>
+      </w:r>
       <w:r>
         <w:rPr>
           <w:rFonts w:ascii="Arial" w:eastAsia="Times New Roman" w:hAnsi="Arial" w:cs="Arial"/>
@@ -2137,9 +1852,8 @@
           <w:szCs w:val="26"/>
           <w14:ligatures w14:val="none"/>
         </w:rPr>
-        <w:t>call in</w:t>
-      </w:r>
-      <w:proofErr w:type="gramEnd"/>
+        <w:t>Fill out the CCC evaluation form and complete call in using ID # 19930 and SCA ID# SCA1</w:t>
+      </w:r>
       <w:r>
         <w:rPr>
           <w:rFonts w:ascii="Arial" w:eastAsia="Times New Roman" w:hAnsi="Arial" w:cs="Arial"/>
@@ -2148,7 +1862,147 @@
           <w:szCs w:val="26"/>
           <w14:ligatures w14:val="none"/>
         </w:rPr>
-        <w:t xml:space="preserve"> using ID # 19930 and SCA ID# SCA1</w:t>
+        <w:t xml:space="preserve"> – SEE </w:t>
+      </w:r>
+      <w:r>
+        <w:rPr>
+          <w:rFonts w:ascii="Arial" w:eastAsia="Times New Roman" w:hAnsi="Arial" w:cs="Arial"/>
+          <w:kern w:val="0"/>
+          <w:sz w:val="26"/>
+          <w:szCs w:val="26"/>
+          <w14:ligatures w14:val="none"/>
+        </w:rPr>
+        <w:t>SCA CLO</w:t>
+      </w:r>
+      <w:r>
+        <w:rPr>
+          <w:rFonts w:ascii="Arial" w:eastAsia="Times New Roman" w:hAnsi="Arial" w:cs="Arial"/>
+          <w:kern w:val="0"/>
+          <w:sz w:val="26"/>
+          <w:szCs w:val="26"/>
+          <w14:ligatures w14:val="none"/>
+        </w:rPr>
+        <w:t>S</w:t>
+      </w:r>
+      <w:r>
+        <w:rPr>
+          <w:rFonts w:ascii="Arial" w:eastAsia="Times New Roman" w:hAnsi="Arial" w:cs="Arial"/>
+          <w:kern w:val="0"/>
+          <w:sz w:val="26"/>
+          <w:szCs w:val="26"/>
+          <w14:ligatures w14:val="none"/>
+        </w:rPr>
+        <w:t xml:space="preserve">ING REPORT </w:t>
+      </w:r>
+      <w:r>
+        <w:rPr>
+          <w:rFonts w:ascii="Arial" w:eastAsia="Times New Roman" w:hAnsi="Arial" w:cs="Arial"/>
+          <w:kern w:val="0"/>
+          <w:sz w:val="26"/>
+          <w:szCs w:val="26"/>
+          <w14:ligatures w14:val="none"/>
+        </w:rPr>
+        <w:t>– “</w:t>
+      </w:r>
+      <w:r>
+        <w:rPr>
+          <w:rFonts w:ascii="Arial" w:eastAsia="Times New Roman" w:hAnsi="Arial" w:cs="Arial"/>
+          <w:kern w:val="0"/>
+          <w:sz w:val="26"/>
+          <w:szCs w:val="26"/>
+          <w14:ligatures w14:val="none"/>
+        </w:rPr>
+        <w:t>TOTAL LOSS DETAILS SECTION</w:t>
+      </w:r>
+      <w:r>
+        <w:rPr>
+          <w:rFonts w:ascii="Arial" w:eastAsia="Times New Roman" w:hAnsi="Arial" w:cs="Arial"/>
+          <w:kern w:val="0"/>
+          <w:sz w:val="26"/>
+          <w:szCs w:val="26"/>
+          <w14:ligatures w14:val="none"/>
+        </w:rPr>
+        <w:t>”</w:t>
+      </w:r>
+      <w:r>
+        <w:rPr>
+          <w:rFonts w:ascii="Arial" w:eastAsia="Times New Roman" w:hAnsi="Arial" w:cs="Arial"/>
+          <w:kern w:val="0"/>
+          <w:sz w:val="26"/>
+          <w:szCs w:val="26"/>
+          <w14:ligatures w14:val="none"/>
+        </w:rPr>
+        <w:t xml:space="preserve"> </w:t>
+      </w:r>
+      <w:r>
+        <w:rPr>
+          <w:rFonts w:ascii="Arial" w:eastAsia="Times New Roman" w:hAnsi="Arial" w:cs="Arial"/>
+          <w:kern w:val="0"/>
+          <w:sz w:val="26"/>
+          <w:szCs w:val="26"/>
+          <w14:ligatures w14:val="none"/>
+        </w:rPr>
+        <w:t>and</w:t>
+      </w:r>
+      <w:r>
+        <w:rPr>
+          <w:rFonts w:ascii="Arial" w:eastAsia="Times New Roman" w:hAnsi="Arial" w:cs="Arial"/>
+          <w:kern w:val="0"/>
+          <w:sz w:val="26"/>
+          <w:szCs w:val="26"/>
+          <w14:ligatures w14:val="none"/>
+        </w:rPr>
+        <w:t xml:space="preserve"> </w:t>
+      </w:r>
+      <w:r>
+        <w:rPr>
+          <w:rFonts w:ascii="Arial" w:eastAsia="Times New Roman" w:hAnsi="Arial" w:cs="Arial"/>
+          <w:kern w:val="0"/>
+          <w:sz w:val="26"/>
+          <w:szCs w:val="26"/>
+          <w14:ligatures w14:val="none"/>
+        </w:rPr>
+        <w:t>Evaluation Method</w:t>
+      </w:r>
+      <w:r>
+        <w:rPr>
+          <w:rFonts w:ascii="Arial" w:eastAsia="Times New Roman" w:hAnsi="Arial" w:cs="Arial"/>
+          <w:kern w:val="0"/>
+          <w:sz w:val="26"/>
+          <w:szCs w:val="26"/>
+          <w14:ligatures w14:val="none"/>
+        </w:rPr>
+        <w:t xml:space="preserve"> &amp;</w:t>
+      </w:r>
+      <w:r>
+        <w:rPr>
+          <w:rFonts w:ascii="Arial" w:eastAsia="Times New Roman" w:hAnsi="Arial" w:cs="Arial"/>
+          <w:kern w:val="0"/>
+          <w:sz w:val="26"/>
+          <w:szCs w:val="26"/>
+          <w14:ligatures w14:val="none"/>
+        </w:rPr>
+        <w:t xml:space="preserve"> Evaluation Request #</w:t>
+      </w:r>
+      <w:r>
+        <w:rPr>
+          <w:rFonts w:ascii="Arial" w:eastAsia="Times New Roman" w:hAnsi="Arial" w:cs="Arial"/>
+          <w:kern w:val="0"/>
+          <w:sz w:val="26"/>
+          <w:szCs w:val="26"/>
+          <w14:ligatures w14:val="none"/>
+        </w:rPr>
+        <w:t xml:space="preserve"> must be </w:t>
+      </w:r>
+      <w:r>
+        <w:rPr>
+          <w:rFonts w:ascii="Arial" w:eastAsia="Times New Roman" w:hAnsi="Arial" w:cs="Arial"/>
+          <w:kern w:val="0"/>
+          <w:sz w:val="26"/>
+          <w:szCs w:val="26"/>
+          <w14:ligatures w14:val="none"/>
+        </w:rPr>
+        <w:t>filled out</w:t>
       </w:r>
     </w:p>
     <w:p>
@@ -2175,51 +2029,7 @@
           <w:szCs w:val="26"/>
           <w14:ligatures w14:val="none"/>
         </w:rPr>
-        <w:t xml:space="preserve">No salvage bids required unless borderline total </w:t>
-      </w:r>
-      <w:proofErr w:type="gramStart"/>
-      <w:r>
-        <w:rPr>
-          <w:rFonts w:ascii="Arial" w:eastAsia="Times New Roman" w:hAnsi="Arial" w:cs="Arial"/>
-          <w:kern w:val="0"/>
-          <w:sz w:val="26"/>
-          <w:szCs w:val="26"/>
-          <w14:ligatures w14:val="none"/>
-        </w:rPr>
-        <w:t>loss, if</w:t>
-      </w:r>
-      <w:proofErr w:type="gramEnd"/>
-      <w:r>
-        <w:rPr>
-          <w:rFonts w:ascii="Arial" w:eastAsia="Times New Roman" w:hAnsi="Arial" w:cs="Arial"/>
-          <w:kern w:val="0"/>
-          <w:sz w:val="26"/>
-          <w:szCs w:val="26"/>
-          <w14:ligatures w14:val="none"/>
-        </w:rPr>
-        <w:t xml:space="preserve"> borderline provide Copart </w:t>
-      </w:r>
-      <w:proofErr w:type="spellStart"/>
-      <w:r>
-        <w:rPr>
-          <w:rFonts w:ascii="Arial" w:eastAsia="Times New Roman" w:hAnsi="Arial" w:cs="Arial"/>
-          <w:kern w:val="0"/>
-          <w:sz w:val="26"/>
-          <w:szCs w:val="26"/>
-          <w14:ligatures w14:val="none"/>
-        </w:rPr>
-        <w:t>Proquote</w:t>
-      </w:r>
-      <w:proofErr w:type="spellEnd"/>
-      <w:r>
-        <w:rPr>
-          <w:rFonts w:ascii="Arial" w:eastAsia="Times New Roman" w:hAnsi="Arial" w:cs="Arial"/>
-          <w:kern w:val="0"/>
-          <w:sz w:val="26"/>
-          <w:szCs w:val="26"/>
-          <w14:ligatures w14:val="none"/>
-        </w:rPr>
-        <w:t>.</w:t>
+        <w:t>No salvage bids required unless borderline total loss, if borderline provide Copart Proquote.</w:t>
       </w:r>
     </w:p>
     <w:p>
@@ -2386,7 +2196,6 @@
           <w14:ligatures w14:val="none"/>
         </w:rPr>
       </w:pPr>
-      <w:proofErr w:type="gramStart"/>
       <w:r>
         <w:rPr>
           <w:rFonts w:ascii="Times New Roman" w:eastAsia="Times New Roman" w:hAnsi="Symbol" w:cs="Times New Roman"/>
@@ -2415,40 +2224,7 @@
           <w:szCs w:val="26"/>
           <w14:ligatures w14:val="none"/>
         </w:rPr>
-        <w:t>Do</w:t>
-      </w:r>
-      <w:proofErr w:type="gramEnd"/>
-      <w:r>
-        <w:rPr>
-          <w:rFonts w:ascii="Times New Roman" w:eastAsia="Times New Roman" w:hAnsi="Times New Roman" w:cs="Times New Roman"/>
-          <w:kern w:val="0"/>
-          <w:sz w:val="26"/>
-          <w:szCs w:val="26"/>
-          <w14:ligatures w14:val="none"/>
-        </w:rPr>
-        <w:t xml:space="preserve"> not include towing, storage or teardown charges in </w:t>
-      </w:r>
-      <w:proofErr w:type="gramStart"/>
-      <w:r>
-        <w:rPr>
-          <w:rFonts w:ascii="Times New Roman" w:eastAsia="Times New Roman" w:hAnsi="Times New Roman" w:cs="Times New Roman"/>
-          <w:kern w:val="0"/>
-          <w:sz w:val="26"/>
-          <w:szCs w:val="26"/>
-          <w14:ligatures w14:val="none"/>
-        </w:rPr>
-        <w:t>estimate</w:t>
-      </w:r>
-      <w:proofErr w:type="gramEnd"/>
-      <w:r>
-        <w:rPr>
-          <w:rFonts w:ascii="Times New Roman" w:eastAsia="Times New Roman" w:hAnsi="Times New Roman" w:cs="Times New Roman"/>
-          <w:kern w:val="0"/>
-          <w:sz w:val="26"/>
-          <w:szCs w:val="26"/>
-          <w14:ligatures w14:val="none"/>
-        </w:rPr>
-        <w:t>. List in Appraisal Report comments only and include a copy of the invoice/bill with your upload.</w:t>
+        <w:t>Do not include towing, storage or teardown charges in estimate. List in Appraisal Report comments only and include a copy of the invoice/bill with your upload.</w:t>
       </w:r>
     </w:p>
     <w:p>
@@ -2571,20 +2347,8 @@
           <w:szCs w:val="26"/>
           <w14:ligatures w14:val="none"/>
         </w:rPr>
-        <w:t xml:space="preserve">Supporting invoices and photos are always to be included on supplement </w:t>
-      </w:r>
-      <w:proofErr w:type="gramStart"/>
-      <w:r>
-        <w:rPr>
-          <w:rFonts w:ascii="Arial" w:eastAsia="Times New Roman" w:hAnsi="Arial" w:cs="Arial"/>
-          <w:kern w:val="0"/>
-          <w:sz w:val="26"/>
-          <w:szCs w:val="26"/>
-          <w14:ligatures w14:val="none"/>
-        </w:rPr>
-        <w:t>uploads</w:t>
-      </w:r>
-      <w:proofErr w:type="gramEnd"/>
+        <w:t>Supporting invoices and photos are always to be included on supplement uploads</w:t>
+      </w:r>
     </w:p>
     <w:p>
       <w:pPr>
@@ -2937,29 +2701,7 @@
           <w:szCs w:val="26"/>
           <w14:ligatures w14:val="none"/>
         </w:rPr>
-        <w:t xml:space="preserve">Comment </w:t>
-      </w:r>
-      <w:proofErr w:type="gramStart"/>
-      <w:r>
-        <w:rPr>
-          <w:rFonts w:ascii="rubik" w:eastAsia="Times New Roman" w:hAnsi="rubik" w:cs="Times New Roman"/>
-          <w:kern w:val="0"/>
-          <w:sz w:val="26"/>
-          <w:szCs w:val="26"/>
-          <w14:ligatures w14:val="none"/>
-        </w:rPr>
-        <w:t>in</w:t>
-      </w:r>
-      <w:proofErr w:type="gramEnd"/>
-      <w:r>
-        <w:rPr>
-          <w:rFonts w:ascii="rubik" w:eastAsia="Times New Roman" w:hAnsi="rubik" w:cs="Times New Roman"/>
-          <w:kern w:val="0"/>
-          <w:sz w:val="26"/>
-          <w:szCs w:val="26"/>
-          <w14:ligatures w14:val="none"/>
-        </w:rPr>
-        <w:t xml:space="preserve"> your Appraisal Report the "Approximate Market Value" of the unit. </w:t>
+        <w:t>Comment in your Appraisal Report the "Approximate Market Value" of the unit. </w:t>
       </w:r>
     </w:p>
     <w:p>
@@ -3043,9 +2785,8 @@
           <w:highlight w:val="yellow"/>
           <w14:ligatures w14:val="none"/>
         </w:rPr>
-        <w:t xml:space="preserve">Inspection Type (EOR, Sup1, Sup2 </w:t>
-      </w:r>
-      <w:proofErr w:type="spellStart"/>
+        <w:t>Inspection Type (EOR, Sup1, Sup2 ect):</w:t>
+      </w:r>
       <w:r>
         <w:rPr>
           <w:rFonts w:ascii="rubik" w:eastAsia="Times New Roman" w:hAnsi="rubik" w:cs="Times New Roman"/>
@@ -3058,9 +2799,33 @@
           <w:highlight w:val="yellow"/>
           <w14:ligatures w14:val="none"/>
         </w:rPr>
-        <w:t>ect</w:t>
-      </w:r>
-      <w:proofErr w:type="spellEnd"/>
+        <w:br/>
+        <w:t>Inspection location (residence, tow yard, shop ect</w:t>
+      </w:r>
+      <w:r>
+        <w:rPr>
+          <w:rFonts w:ascii="rubik" w:eastAsia="Times New Roman" w:hAnsi="rubik" w:cs="Times New Roman"/>
+          <w:spacing w:val="5"/>
+          <w:kern w:val="0"/>
+          <w:sz w:val="24"/>
+          <w:szCs w:val="24"/>
+          <w:highlight w:val="yellow"/>
+          <w14:ligatures w14:val="none"/>
+        </w:rPr>
+        <w:t>):</w:t>
+      </w:r>
+      <w:r>
+        <w:rPr>
+          <w:rFonts w:ascii="rubik" w:eastAsia="Times New Roman" w:hAnsi="rubik" w:cs="Times New Roman"/>
+          <w:spacing w:val="5"/>
+          <w:kern w:val="0"/>
+          <w:sz w:val="24"/>
+          <w:szCs w:val="24"/>
+          <w:highlight w:val="yellow"/>
+          <w14:ligatures w14:val="none"/>
+        </w:rPr>
+        <w:br/>
+      </w:r>
       <w:r>
         <w:rPr>
           <w:rFonts w:ascii="rubik" w:eastAsia="Times New Roman" w:hAnsi="rubik" w:cs="Times New Roman"/>
@@ -3073,7 +2838,31 @@
           <w:highlight w:val="yellow"/>
           <w14:ligatures w14:val="none"/>
         </w:rPr>
-        <w:t>):</w:t>
+        <w:t>Date vehicle arrives at shop (If at shop):</w:t>
+      </w:r>
+      <w:r>
+        <w:rPr>
+          <w:rFonts w:ascii="rubik" w:eastAsia="Times New Roman" w:hAnsi="rubik" w:cs="Times New Roman"/>
+          <w:spacing w:val="5"/>
+          <w:kern w:val="0"/>
+          <w:sz w:val="24"/>
+          <w:szCs w:val="24"/>
+          <w:highlight w:val="yellow"/>
+          <w14:ligatures w14:val="none"/>
+        </w:rPr>
+        <w:t> 00/00/00</w:t>
+      </w:r>
+      <w:r>
+        <w:rPr>
+          <w:rFonts w:ascii="rubik" w:eastAsia="Times New Roman" w:hAnsi="rubik" w:cs="Times New Roman"/>
+          <w:spacing w:val="5"/>
+          <w:kern w:val="0"/>
+          <w:sz w:val="24"/>
+          <w:szCs w:val="24"/>
+          <w:highlight w:val="yellow"/>
+          <w14:ligatures w14:val="none"/>
+        </w:rPr>
+        <w:br/>
       </w:r>
       <w:r>
         <w:rPr>
@@ -3087,10 +2876,8 @@
           <w:highlight w:val="yellow"/>
           <w14:ligatures w14:val="none"/>
         </w:rPr>
-        <w:br/>
-        <w:t xml:space="preserve">Inspection location (residence, tow yard, shop </w:t>
-      </w:r>
-      <w:proofErr w:type="spellStart"/>
+        <w:t>Agreed price reached with (shop rep/customer name):</w:t>
+      </w:r>
       <w:r>
         <w:rPr>
           <w:rFonts w:ascii="rubik" w:eastAsia="Times New Roman" w:hAnsi="rubik" w:cs="Times New Roman"/>
@@ -3103,97 +2890,6 @@
           <w:highlight w:val="yellow"/>
           <w14:ligatures w14:val="none"/>
         </w:rPr>
-        <w:t>ect</w:t>
-      </w:r>
-      <w:proofErr w:type="spellEnd"/>
-      <w:r>
-        <w:rPr>
-          <w:rFonts w:ascii="rubik" w:eastAsia="Times New Roman" w:hAnsi="rubik" w:cs="Times New Roman"/>
-          <w:spacing w:val="5"/>
-          <w:kern w:val="0"/>
-          <w:sz w:val="24"/>
-          <w:szCs w:val="24"/>
-          <w:highlight w:val="yellow"/>
-          <w14:ligatures w14:val="none"/>
-        </w:rPr>
-        <w:t>):</w:t>
-      </w:r>
-      <w:r>
-        <w:rPr>
-          <w:rFonts w:ascii="rubik" w:eastAsia="Times New Roman" w:hAnsi="rubik" w:cs="Times New Roman"/>
-          <w:spacing w:val="5"/>
-          <w:kern w:val="0"/>
-          <w:sz w:val="24"/>
-          <w:szCs w:val="24"/>
-          <w:highlight w:val="yellow"/>
-          <w14:ligatures w14:val="none"/>
-        </w:rPr>
-        <w:br/>
-      </w:r>
-      <w:r>
-        <w:rPr>
-          <w:rFonts w:ascii="rubik" w:eastAsia="Times New Roman" w:hAnsi="rubik" w:cs="Times New Roman"/>
-          <w:b/>
-          <w:bCs/>
-          <w:spacing w:val="5"/>
-          <w:kern w:val="0"/>
-          <w:sz w:val="24"/>
-          <w:szCs w:val="24"/>
-          <w:highlight w:val="yellow"/>
-          <w14:ligatures w14:val="none"/>
-        </w:rPr>
-        <w:t>Date vehicle arrives at shop (If at shop):</w:t>
-      </w:r>
-      <w:r>
-        <w:rPr>
-          <w:rFonts w:ascii="rubik" w:eastAsia="Times New Roman" w:hAnsi="rubik" w:cs="Times New Roman"/>
-          <w:spacing w:val="5"/>
-          <w:kern w:val="0"/>
-          <w:sz w:val="24"/>
-          <w:szCs w:val="24"/>
-          <w:highlight w:val="yellow"/>
-          <w14:ligatures w14:val="none"/>
-        </w:rPr>
-        <w:t> 00/00/00</w:t>
-      </w:r>
-      <w:r>
-        <w:rPr>
-          <w:rFonts w:ascii="rubik" w:eastAsia="Times New Roman" w:hAnsi="rubik" w:cs="Times New Roman"/>
-          <w:spacing w:val="5"/>
-          <w:kern w:val="0"/>
-          <w:sz w:val="24"/>
-          <w:szCs w:val="24"/>
-          <w:highlight w:val="yellow"/>
-          <w14:ligatures w14:val="none"/>
-        </w:rPr>
-        <w:br/>
-      </w:r>
-      <w:r>
-        <w:rPr>
-          <w:rFonts w:ascii="rubik" w:eastAsia="Times New Roman" w:hAnsi="rubik" w:cs="Times New Roman"/>
-          <w:b/>
-          <w:bCs/>
-          <w:spacing w:val="5"/>
-          <w:kern w:val="0"/>
-          <w:sz w:val="24"/>
-          <w:szCs w:val="24"/>
-          <w:highlight w:val="yellow"/>
-          <w14:ligatures w14:val="none"/>
-        </w:rPr>
-        <w:t>Agreed price reached with (shop rep/customer name):</w:t>
-      </w:r>
-      <w:r>
-        <w:rPr>
-          <w:rFonts w:ascii="rubik" w:eastAsia="Times New Roman" w:hAnsi="rubik" w:cs="Times New Roman"/>
-          <w:b/>
-          <w:bCs/>
-          <w:spacing w:val="5"/>
-          <w:kern w:val="0"/>
-          <w:sz w:val="24"/>
-          <w:szCs w:val="24"/>
-          <w:highlight w:val="yellow"/>
-          <w14:ligatures w14:val="none"/>
-        </w:rPr>
         <w:br/>
         <w:t>IA Comments:</w:t>
       </w:r>
@@ -3292,9 +2988,25 @@
           <w:szCs w:val="26"/>
           <w14:ligatures w14:val="none"/>
         </w:rPr>
-        <w:t xml:space="preserve">Utilize the Travelers approved labor rates provided in the Core </w:t>
-      </w:r>
-      <w:proofErr w:type="gramStart"/>
+        <w:t>Utilize the Travelers approved labor rates provided in the Core assignment</w:t>
+      </w:r>
+    </w:p>
+    <w:p>
+      <w:pPr>
+        <w:numPr>
+          <w:ilvl w:val="0"/>
+          <w:numId w:val="12"/>
+        </w:numPr>
+        <w:shd w:val="clear" w:color="auto" w:fill="FFFFFF"/>
+        <w:spacing w:before="100" w:beforeAutospacing="1" w:after="100" w:afterAutospacing="1" w:line="240" w:lineRule="auto"/>
+        <w:rPr>
+          <w:rFonts w:ascii="rubik" w:eastAsia="Times New Roman" w:hAnsi="rubik" w:cs="Times New Roman"/>
+          <w:kern w:val="0"/>
+          <w:sz w:val="24"/>
+          <w:szCs w:val="24"/>
+          <w14:ligatures w14:val="none"/>
+        </w:rPr>
+      </w:pPr>
       <w:r>
         <w:rPr>
           <w:rFonts w:ascii="rubik" w:eastAsia="Times New Roman" w:hAnsi="rubik" w:cs="Times New Roman"/>
@@ -3303,48 +3015,8 @@
           <w:szCs w:val="26"/>
           <w14:ligatures w14:val="none"/>
         </w:rPr>
-        <w:t>assignment</w:t>
-      </w:r>
-      <w:proofErr w:type="gramEnd"/>
-    </w:p>
-    <w:p>
-      <w:pPr>
-        <w:numPr>
-          <w:ilvl w:val="0"/>
-          <w:numId w:val="12"/>
-        </w:numPr>
-        <w:shd w:val="clear" w:color="auto" w:fill="FFFFFF"/>
-        <w:spacing w:before="100" w:beforeAutospacing="1" w:after="100" w:afterAutospacing="1" w:line="240" w:lineRule="auto"/>
-        <w:rPr>
-          <w:rFonts w:ascii="rubik" w:eastAsia="Times New Roman" w:hAnsi="rubik" w:cs="Times New Roman"/>
-          <w:kern w:val="0"/>
-          <w:sz w:val="24"/>
-          <w:szCs w:val="24"/>
-          <w14:ligatures w14:val="none"/>
-        </w:rPr>
-      </w:pPr>
-      <w:r>
-        <w:rPr>
-          <w:rFonts w:ascii="rubik" w:eastAsia="Times New Roman" w:hAnsi="rubik" w:cs="Times New Roman"/>
-          <w:kern w:val="0"/>
-          <w:sz w:val="26"/>
-          <w:szCs w:val="26"/>
-          <w14:ligatures w14:val="none"/>
-        </w:rPr>
-        <w:t xml:space="preserve">Utilize applicable tax </w:t>
-      </w:r>
-      <w:proofErr w:type="gramStart"/>
-      <w:r>
-        <w:rPr>
-          <w:rFonts w:ascii="rubik" w:eastAsia="Times New Roman" w:hAnsi="rubik" w:cs="Times New Roman"/>
-          <w:kern w:val="0"/>
-          <w:sz w:val="26"/>
-          <w:szCs w:val="26"/>
-          <w14:ligatures w14:val="none"/>
-        </w:rPr>
-        <w:t>rate</w:t>
-      </w:r>
-      <w:proofErr w:type="gramEnd"/>
+        <w:t>Utilize applicable tax rate</w:t>
+      </w:r>
     </w:p>
     <w:p>
       <w:pPr>
@@ -3466,9 +3138,25 @@
           <w:szCs w:val="26"/>
           <w14:ligatures w14:val="none"/>
         </w:rPr>
-        <w:t xml:space="preserve">If applicable, always supply </w:t>
-      </w:r>
-      <w:proofErr w:type="gramStart"/>
+        <w:t>If applicable, always supply a UPD estimate.</w:t>
+      </w:r>
+    </w:p>
+    <w:p>
+      <w:pPr>
+        <w:numPr>
+          <w:ilvl w:val="0"/>
+          <w:numId w:val="13"/>
+        </w:numPr>
+        <w:shd w:val="clear" w:color="auto" w:fill="FFFFFF"/>
+        <w:spacing w:before="100" w:beforeAutospacing="1" w:after="100" w:afterAutospacing="1" w:line="240" w:lineRule="auto"/>
+        <w:rPr>
+          <w:rFonts w:ascii="rubik" w:eastAsia="Times New Roman" w:hAnsi="rubik" w:cs="Times New Roman"/>
+          <w:kern w:val="0"/>
+          <w:sz w:val="24"/>
+          <w:szCs w:val="24"/>
+          <w14:ligatures w14:val="none"/>
+        </w:rPr>
+      </w:pPr>
       <w:r>
         <w:rPr>
           <w:rFonts w:ascii="Arial" w:eastAsia="Times New Roman" w:hAnsi="Arial" w:cs="Arial"/>
@@ -3477,18 +3165,7 @@
           <w:szCs w:val="26"/>
           <w14:ligatures w14:val="none"/>
         </w:rPr>
-        <w:t>a UPD</w:t>
-      </w:r>
-      <w:proofErr w:type="gramEnd"/>
-      <w:r>
-        <w:rPr>
-          <w:rFonts w:ascii="Arial" w:eastAsia="Times New Roman" w:hAnsi="Arial" w:cs="Arial"/>
-          <w:kern w:val="0"/>
-          <w:sz w:val="26"/>
-          <w:szCs w:val="26"/>
-          <w14:ligatures w14:val="none"/>
-        </w:rPr>
-        <w:t xml:space="preserve"> estimate.</w:t>
+        <w:t>Covid19 disinfecting fee:  .5 hour at body and $5.00 max materials.</w:t>
       </w:r>
     </w:p>
     <w:p>
@@ -3511,82 +3188,11 @@
         <w:rPr>
           <w:rFonts w:ascii="Arial" w:eastAsia="Times New Roman" w:hAnsi="Arial" w:cs="Arial"/>
           <w:kern w:val="0"/>
-          <w:sz w:val="26"/>
-          <w:szCs w:val="26"/>
-          <w14:ligatures w14:val="none"/>
-        </w:rPr>
-        <w:t>Covid19 disinfecting fee:  .5 hour at body and $5.00 max materials.</w:t>
-      </w:r>
-    </w:p>
-    <w:p>
-      <w:pPr>
-        <w:numPr>
-          <w:ilvl w:val="0"/>
-          <w:numId w:val="13"/>
-        </w:numPr>
-        <w:shd w:val="clear" w:color="auto" w:fill="FFFFFF"/>
-        <w:spacing w:before="100" w:beforeAutospacing="1" w:after="100" w:afterAutospacing="1" w:line="240" w:lineRule="auto"/>
-        <w:rPr>
-          <w:rFonts w:ascii="rubik" w:eastAsia="Times New Roman" w:hAnsi="rubik" w:cs="Times New Roman"/>
-          <w:kern w:val="0"/>
-          <w:sz w:val="24"/>
-          <w:szCs w:val="24"/>
-          <w14:ligatures w14:val="none"/>
-        </w:rPr>
-      </w:pPr>
-      <w:r>
-        <w:rPr>
-          <w:rFonts w:ascii="Arial" w:eastAsia="Times New Roman" w:hAnsi="Arial" w:cs="Arial"/>
-          <w:kern w:val="0"/>
-          <w:sz w:val="24"/>
-          <w:szCs w:val="24"/>
-          <w14:ligatures w14:val="none"/>
-        </w:rPr>
-        <w:t xml:space="preserve">State of Wyoming only: Do not use aftermarket parts unless the vehicle owner has agreed to the use of the parts and has signed a copy of the “Wyoming Aftermarket Parts Consent form”.  A copy of this form must be attached to your paperwork.  If the customer refuses the aftermarket </w:t>
-      </w:r>
-      <w:proofErr w:type="gramStart"/>
-      <w:r>
-        <w:rPr>
-          <w:rFonts w:ascii="Arial" w:eastAsia="Times New Roman" w:hAnsi="Arial" w:cs="Arial"/>
-          <w:kern w:val="0"/>
-          <w:sz w:val="24"/>
-          <w:szCs w:val="24"/>
-          <w14:ligatures w14:val="none"/>
-        </w:rPr>
-        <w:t>parts</w:t>
-      </w:r>
-      <w:proofErr w:type="gramEnd"/>
-      <w:r>
-        <w:rPr>
-          <w:rFonts w:ascii="Arial" w:eastAsia="Times New Roman" w:hAnsi="Arial" w:cs="Arial"/>
-          <w:kern w:val="0"/>
-          <w:sz w:val="24"/>
-          <w:szCs w:val="24"/>
-          <w14:ligatures w14:val="none"/>
-        </w:rPr>
-        <w:t xml:space="preserve"> it should be noted </w:t>
-      </w:r>
-      <w:proofErr w:type="gramStart"/>
-      <w:r>
-        <w:rPr>
-          <w:rFonts w:ascii="Arial" w:eastAsia="Times New Roman" w:hAnsi="Arial" w:cs="Arial"/>
-          <w:kern w:val="0"/>
-          <w:sz w:val="24"/>
-          <w:szCs w:val="24"/>
-          <w14:ligatures w14:val="none"/>
-        </w:rPr>
-        <w:t>on</w:t>
-      </w:r>
-      <w:proofErr w:type="gramEnd"/>
-      <w:r>
-        <w:rPr>
-          <w:rFonts w:ascii="Arial" w:eastAsia="Times New Roman" w:hAnsi="Arial" w:cs="Arial"/>
-          <w:kern w:val="0"/>
-          <w:sz w:val="24"/>
-          <w:szCs w:val="24"/>
-          <w14:ligatures w14:val="none"/>
-        </w:rPr>
-        <w:t xml:space="preserve"> your appraiser’s report.</w:t>
+          <w:sz w:val="24"/>
+          <w:szCs w:val="24"/>
+          <w14:ligatures w14:val="none"/>
+        </w:rPr>
+        <w:t>State of Wyoming only: Do not use aftermarket parts unless the vehicle owner has agreed to the use of the parts and has signed a copy of the “Wyoming Aftermarket Parts Consent form”.  A copy of this form must be attached to your paperwork.  If the customer refuses the aftermarket parts it should be noted on your appraiser’s report.</w:t>
       </w:r>
     </w:p>
     <w:p/>
@@ -3601,7 +3207,7 @@
 </file>
 
 <file path=word/numbering.xml><?xml version="1.0" encoding="utf-8"?>
-<w:numbering xmlns:wpc="http://schemas.microsoft.com/office/word/2010/wordprocessingCanvas" xmlns:cx="http://schemas.microsoft.com/office/drawing/2014/chartex" xmlns:cx1="http://schemas.microsoft.com/office/drawing/2015/9/8/chartex" xmlns:cx2="http://schemas.microsoft.com/office/drawing/2015/10/21/chartex" xmlns:cx3="http://schemas.microsoft.com/office/drawing/2016/5/9/chartex" xmlns:cx4="http://schemas.microsoft.com/office/drawing/2016/5/10/chartex" xmlns:cx5="http://schemas.microsoft.com/office/drawing/2016/5/11/chartex" xmlns:cx6="http://schemas.microsoft.com/office/drawing/2016/5/12/chartex" xmlns:cx7="http://schemas.microsoft.com/office/drawing/2016/5/13/chartex" xmlns:cx8="http://schemas.microsoft.com/office/drawing/2016/5/14/chartex" xmlns:mc="http://schemas.openxmlformats.org/markup-compatibility/2006" xmlns:aink="http://schemas.microsoft.com/office/drawing/2016/ink" xmlns:am3d="http://schemas.microsoft.com/office/drawing/2017/model3d" xmlns:o="urn:schemas-microsoft-com:office:office" xmlns:oel="http://schemas.microsoft.com/office/2019/extlst" xmlns:r="http://schemas.openxmlformats.org/officeDocument/2006/relationships" xmlns:m="http://schemas.openxmlformats.org/officeDocument/2006/math" xmlns:v="urn:schemas-microsoft-com:vml" xmlns:wp14="http://schemas.microsoft.com/office/word/2010/wordprocessingDrawing" xmlns:wp="http://schemas.openxmlformats.org/drawingml/2006/wordprocessingDrawing" xmlns:w10="urn:schemas-microsoft-com:office:word" xmlns:w="http://schemas.openxmlformats.org/wordprocessingml/2006/main" xmlns:w14="http://schemas.microsoft.com/office/word/2010/wordml" xmlns:w15="http://schemas.microsoft.com/office/word/2012/wordml" xmlns:w16cex="http://schemas.microsoft.com/office/word/2018/wordml/cex" xmlns:w16cid="http://schemas.microsoft.com/office/word/2016/wordml/cid" xmlns:w16="http://schemas.microsoft.com/office/word/2018/wordml" xmlns:w16sdtdh="http://schemas.microsoft.com/office/word/2020/wordml/sdtdatahash" xmlns:w16se="http://schemas.microsoft.com/office/word/2015/wordml/symex" xmlns:wpg="http://schemas.microsoft.com/office/word/2010/wordprocessingGroup" xmlns:wpi="http://schemas.microsoft.com/office/word/2010/wordprocessingInk" xmlns:wne="http://schemas.microsoft.com/office/word/2006/wordml" xmlns:wps="http://schemas.microsoft.com/office/word/2010/wordprocessingShape" mc:Ignorable="w14 w15 w16se w16cid w16 w16cex w16sdtdh wp14">
+<w:numbering xmlns:wpc="http://schemas.microsoft.com/office/word/2010/wordprocessingCanvas" xmlns:cx="http://schemas.microsoft.com/office/drawing/2014/chartex" xmlns:cx1="http://schemas.microsoft.com/office/drawing/2015/9/8/chartex" xmlns:cx2="http://schemas.microsoft.com/office/drawing/2015/10/21/chartex" xmlns:cx3="http://schemas.microsoft.com/office/drawing/2016/5/9/chartex" xmlns:cx4="http://schemas.microsoft.com/office/drawing/2016/5/10/chartex" xmlns:cx5="http://schemas.microsoft.com/office/drawing/2016/5/11/chartex" xmlns:cx6="http://schemas.microsoft.com/office/drawing/2016/5/12/chartex" xmlns:cx7="http://schemas.microsoft.com/office/drawing/2016/5/13/chartex" xmlns:cx8="http://schemas.microsoft.com/office/drawing/2016/5/14/chartex" xmlns:mc="http://schemas.openxmlformats.org/markup-compatibility/2006" xmlns:aink="http://schemas.microsoft.com/office/drawing/2016/ink" xmlns:am3d="http://schemas.microsoft.com/office/drawing/2017/model3d" xmlns:o="urn:schemas-microsoft-com:office:office" xmlns:oel="http://schemas.microsoft.com/office/2019/extlst" xmlns:r="http://schemas.openxmlformats.org/officeDocument/2006/relationships" xmlns:m="http://schemas.openxmlformats.org/officeDocument/2006/math" xmlns:v="urn:schemas-microsoft-com:vml" xmlns:wp14="http://schemas.microsoft.com/office/word/2010/wordprocessingDrawing" xmlns:wp="http://schemas.openxmlformats.org/drawingml/2006/wordprocessingDrawing" xmlns:w10="urn:schemas-microsoft-com:office:word" xmlns:w="http://schemas.openxmlformats.org/wordprocessingml/2006/main" xmlns:w14="http://schemas.microsoft.com/office/word/2010/wordml" xmlns:w15="http://schemas.microsoft.com/office/word/2012/wordml" xmlns:w16cex="http://schemas.microsoft.com/office/word/2018/wordml/cex" xmlns:w16cid="http://schemas.microsoft.com/office/word/2016/wordml/cid" xmlns:w16="http://schemas.microsoft.com/office/word/2018/wordml" xmlns:w16du="http://schemas.microsoft.com/office/word/2023/wordml/word16du" xmlns:w16sdtdh="http://schemas.microsoft.com/office/word/2020/wordml/sdtdatahash" xmlns:w16sdtfl="http://schemas.microsoft.com/office/word/2024/wordml/sdtformatlock" xmlns:w16se="http://schemas.microsoft.com/office/word/2015/wordml/symex" xmlns:wpg="http://schemas.microsoft.com/office/word/2010/wordprocessingGroup" xmlns:wpi="http://schemas.microsoft.com/office/word/2010/wordprocessingInk" xmlns:wne="http://schemas.microsoft.com/office/word/2006/wordml" xmlns:wps="http://schemas.microsoft.com/office/word/2010/wordprocessingShape" mc:Ignorable="w14 w15 w16se w16cid w16 w16cex w16sdtdh w16sdtfl w16du wp14">
   <w:abstractNum w:abstractNumId="0" w15:restartNumberingAfterBreak="0">
     <w:nsid w:val="07F03CAB"/>
     <w:multiLevelType w:val="multilevel"/>
@@ -5582,7 +5188,7 @@
 </file>
 
 <file path=word/styles.xml><?xml version="1.0" encoding="utf-8"?>
-<w:styles xmlns:mc="http://schemas.openxmlformats.org/markup-compatibility/2006" xmlns:r="http://schemas.openxmlformats.org/officeDocument/2006/relationships" xmlns:w="http://schemas.openxmlformats.org/wordprocessingml/2006/main" xmlns:w14="http://schemas.microsoft.com/office/word/2010/wordml" xmlns:w15="http://schemas.microsoft.com/office/word/2012/wordml" xmlns:w16cex="http://schemas.microsoft.com/office/word/2018/wordml/cex" xmlns:w16cid="http://schemas.microsoft.com/office/word/2016/wordml/cid" xmlns:w16="http://schemas.microsoft.com/office/word/2018/wordml" xmlns:w16sdtdh="http://schemas.microsoft.com/office/word/2020/wordml/sdtdatahash" xmlns:w16se="http://schemas.microsoft.com/office/word/2015/wordml/symex" mc:Ignorable="w14 w15 w16se w16cid w16 w16cex w16sdtdh">
+<w:styles xmlns:mc="http://schemas.openxmlformats.org/markup-compatibility/2006" xmlns:r="http://schemas.openxmlformats.org/officeDocument/2006/relationships" xmlns:w="http://schemas.openxmlformats.org/wordprocessingml/2006/main" xmlns:w14="http://schemas.microsoft.com/office/word/2010/wordml" xmlns:w15="http://schemas.microsoft.com/office/word/2012/wordml" xmlns:w16cex="http://schemas.microsoft.com/office/word/2018/wordml/cex" xmlns:w16cid="http://schemas.microsoft.com/office/word/2016/wordml/cid" xmlns:w16="http://schemas.microsoft.com/office/word/2018/wordml" xmlns:w16du="http://schemas.microsoft.com/office/word/2023/wordml/word16du" xmlns:w16sdtdh="http://schemas.microsoft.com/office/word/2020/wordml/sdtdatahash" xmlns:w16sdtfl="http://schemas.microsoft.com/office/word/2024/wordml/sdtformatlock" xmlns:w16se="http://schemas.microsoft.com/office/word/2015/wordml/symex" mc:Ignorable="w14 w15 w16se w16cid w16 w16cex w16sdtdh w16sdtfl w16du">
   <w:docDefaults>
     <w:rPrDefault>
       <w:rPr>
@@ -5985,7 +5591,6 @@
   <w:style w:type="character" w:default="1" w:styleId="DefaultParagraphFont">
     <w:name w:val="Default Paragraph Font"/>
     <w:uiPriority w:val="1"/>
-    <w:semiHidden/>
     <w:unhideWhenUsed/>
   </w:style>
   <w:style w:type="table" w:default="1" w:styleId="TableNormal">

--- a/client_rules/Travelers.docx
+++ b/client_rules/Travelers.docx
@@ -883,7 +883,27 @@
           <w:szCs w:val="26"/>
           <w14:ligatures w14:val="none"/>
         </w:rPr>
-        <w:t>VIN Plate (Both Door and Windshield to confirm vehicle)</w:t>
+        <w:t>VIN Plate</w:t>
+      </w:r>
+      <w:r>
+        <w:rPr>
+          <w:rFonts w:ascii="rubik" w:eastAsia="Times New Roman" w:hAnsi="rubik" w:cs="Times New Roman"/>
+          <w:kern w:val="0"/>
+          <w:sz w:val="26"/>
+          <w:szCs w:val="26"/>
+          <w14:ligatures w14:val="none"/>
+        </w:rPr>
+        <w:t xml:space="preserve"> or VIN Sticker</w:t>
+      </w:r>
+      <w:r>
+        <w:rPr>
+          <w:rFonts w:ascii="rubik" w:eastAsia="Times New Roman" w:hAnsi="rubik" w:cs="Times New Roman"/>
+          <w:kern w:val="0"/>
+          <w:sz w:val="26"/>
+          <w:szCs w:val="26"/>
+          <w14:ligatures w14:val="none"/>
+        </w:rPr>
+        <w:t xml:space="preserve"> (Both Door and Windshield to confirm vehicle)</w:t>
       </w:r>
     </w:p>
     <w:p>

--- a/client_rules/Travelers.docx
+++ b/client_rules/Travelers.docx
@@ -130,6 +130,7 @@
                 <w14:ligatures w14:val="none"/>
               </w:rPr>
             </w:pPr>
+            <w:proofErr w:type="gramStart"/>
             <w:r>
               <w:rPr>
                 <w:rFonts w:ascii="Times New Roman" w:eastAsia="Times New Roman" w:hAnsi="Times New Roman" w:cs="Times New Roman"/>
@@ -138,7 +139,18 @@
                 <w:szCs w:val="24"/>
                 <w14:ligatures w14:val="none"/>
               </w:rPr>
-              <w:t>7760796  : Travelers Indemnity Contract #CW2324208</w:t>
+              <w:t>7760796  :</w:t>
+            </w:r>
+            <w:proofErr w:type="gramEnd"/>
+            <w:r>
+              <w:rPr>
+                <w:rFonts w:ascii="Times New Roman" w:eastAsia="Times New Roman" w:hAnsi="Times New Roman" w:cs="Times New Roman"/>
+                <w:kern w:val="0"/>
+                <w:sz w:val="24"/>
+                <w:szCs w:val="24"/>
+                <w14:ligatures w14:val="none"/>
+              </w:rPr>
+              <w:t> Travelers Indemnity Contract #CW2324208</w:t>
             </w:r>
           </w:p>
         </w:tc>
@@ -363,7 +375,29 @@
           <w:szCs w:val="26"/>
           <w14:ligatures w14:val="none"/>
         </w:rPr>
-        <w:t>Fill out CCC/Complete call in using ID # 19930 and SCA ID # SCA1</w:t>
+        <w:t xml:space="preserve">Fill out CCC/Complete </w:t>
+      </w:r>
+      <w:proofErr w:type="gramStart"/>
+      <w:r>
+        <w:rPr>
+          <w:rFonts w:ascii="Arial" w:eastAsia="Times New Roman" w:hAnsi="Arial" w:cs="Arial"/>
+          <w:kern w:val="0"/>
+          <w:sz w:val="26"/>
+          <w:szCs w:val="26"/>
+          <w14:ligatures w14:val="none"/>
+        </w:rPr>
+        <w:t>call in</w:t>
+      </w:r>
+      <w:proofErr w:type="gramEnd"/>
+      <w:r>
+        <w:rPr>
+          <w:rFonts w:ascii="Arial" w:eastAsia="Times New Roman" w:hAnsi="Arial" w:cs="Arial"/>
+          <w:kern w:val="0"/>
+          <w:sz w:val="26"/>
+          <w:szCs w:val="26"/>
+          <w14:ligatures w14:val="none"/>
+        </w:rPr>
+        <w:t xml:space="preserve"> using ID # 19930 and SCA ID # SCA1</w:t>
       </w:r>
     </w:p>
     <w:p>
@@ -390,7 +424,51 @@
           <w:szCs w:val="26"/>
           <w14:ligatures w14:val="none"/>
         </w:rPr>
-        <w:t>No Salvage Bids required unless borderline total loss.  If so, provide proquote.</w:t>
+        <w:t xml:space="preserve">No Salvage Bids </w:t>
+      </w:r>
+      <w:proofErr w:type="gramStart"/>
+      <w:r>
+        <w:rPr>
+          <w:rFonts w:ascii="Arial" w:eastAsia="Times New Roman" w:hAnsi="Arial" w:cs="Arial"/>
+          <w:kern w:val="0"/>
+          <w:sz w:val="26"/>
+          <w:szCs w:val="26"/>
+          <w14:ligatures w14:val="none"/>
+        </w:rPr>
+        <w:t>required</w:t>
+      </w:r>
+      <w:proofErr w:type="gramEnd"/>
+      <w:r>
+        <w:rPr>
+          <w:rFonts w:ascii="Arial" w:eastAsia="Times New Roman" w:hAnsi="Arial" w:cs="Arial"/>
+          <w:kern w:val="0"/>
+          <w:sz w:val="26"/>
+          <w:szCs w:val="26"/>
+          <w14:ligatures w14:val="none"/>
+        </w:rPr>
+        <w:t xml:space="preserve"> unless borderline total loss.  If so, provide </w:t>
+      </w:r>
+      <w:proofErr w:type="spellStart"/>
+      <w:r>
+        <w:rPr>
+          <w:rFonts w:ascii="Arial" w:eastAsia="Times New Roman" w:hAnsi="Arial" w:cs="Arial"/>
+          <w:kern w:val="0"/>
+          <w:sz w:val="26"/>
+          <w:szCs w:val="26"/>
+          <w14:ligatures w14:val="none"/>
+        </w:rPr>
+        <w:t>proquote</w:t>
+      </w:r>
+      <w:proofErr w:type="spellEnd"/>
+      <w:r>
+        <w:rPr>
+          <w:rFonts w:ascii="Arial" w:eastAsia="Times New Roman" w:hAnsi="Arial" w:cs="Arial"/>
+          <w:kern w:val="0"/>
+          <w:sz w:val="26"/>
+          <w:szCs w:val="26"/>
+          <w14:ligatures w14:val="none"/>
+        </w:rPr>
+        <w:t>.</w:t>
       </w:r>
     </w:p>
     <w:p>
@@ -444,7 +522,29 @@
           <w:szCs w:val="24"/>
           <w14:ligatures w14:val="none"/>
         </w:rPr>
-        <w:t>If borderline total loss, obtain and provide Copart Proquote.</w:t>
+        <w:t xml:space="preserve">If borderline total loss, obtain and provide Copart </w:t>
+      </w:r>
+      <w:proofErr w:type="spellStart"/>
+      <w:r>
+        <w:rPr>
+          <w:rFonts w:ascii="Arial" w:eastAsia="Times New Roman" w:hAnsi="Arial" w:cs="Arial"/>
+          <w:kern w:val="0"/>
+          <w:sz w:val="24"/>
+          <w:szCs w:val="24"/>
+          <w14:ligatures w14:val="none"/>
+        </w:rPr>
+        <w:t>Proquote</w:t>
+      </w:r>
+      <w:proofErr w:type="spellEnd"/>
+      <w:r>
+        <w:rPr>
+          <w:rFonts w:ascii="Arial" w:eastAsia="Times New Roman" w:hAnsi="Arial" w:cs="Arial"/>
+          <w:kern w:val="0"/>
+          <w:sz w:val="24"/>
+          <w:szCs w:val="24"/>
+          <w14:ligatures w14:val="none"/>
+        </w:rPr>
+        <w:t>.</w:t>
       </w:r>
     </w:p>
     <w:p>
@@ -526,7 +626,25 @@
           <w:szCs w:val="24"/>
           <w14:ligatures w14:val="none"/>
         </w:rPr>
-        <w:t>NADA printout showing the Clean Retail Value of the unit is required with all files - Repairable or Total Loss. </w:t>
+        <w:t>P</w:t>
+      </w:r>
+      <w:r>
+        <w:rPr>
+          <w:rFonts w:ascii="Arial" w:eastAsia="Times New Roman" w:hAnsi="Arial" w:cs="Arial"/>
+          <w:spacing w:val="5"/>
+          <w:kern w:val="0"/>
+          <w:sz w:val="24"/>
+          <w:szCs w:val="24"/>
+          <w14:ligatures w14:val="none"/>
+        </w:rPr>
+        <w:t>rintout showing the Clean Retail Value of the unit is required with all files - Repairable or Total Loss. </w:t>
+      </w:r>
+      <w:r>
+        <w:rPr>
+          <w:sz w:val="28"/>
+          <w:szCs w:val="28"/>
+        </w:rPr>
+        <w:t>This may include NADA, J.D. Power, Kelly Blue Book, Edmunds, Carfax, Cars.com</w:t>
       </w:r>
     </w:p>
     <w:p>
@@ -775,7 +893,29 @@
           <w:szCs w:val="26"/>
           <w14:ligatures w14:val="none"/>
         </w:rPr>
-        <w:t>At least 4 photos of the damage area</w:t>
+        <w:t xml:space="preserve">At least 4 photos of the </w:t>
+      </w:r>
+      <w:proofErr w:type="gramStart"/>
+      <w:r>
+        <w:rPr>
+          <w:rFonts w:ascii="rubik" w:eastAsia="Times New Roman" w:hAnsi="rubik" w:cs="Times New Roman"/>
+          <w:kern w:val="0"/>
+          <w:sz w:val="26"/>
+          <w:szCs w:val="26"/>
+          <w14:ligatures w14:val="none"/>
+        </w:rPr>
+        <w:t>damage</w:t>
+      </w:r>
+      <w:proofErr w:type="gramEnd"/>
+      <w:r>
+        <w:rPr>
+          <w:rFonts w:ascii="rubik" w:eastAsia="Times New Roman" w:hAnsi="rubik" w:cs="Times New Roman"/>
+          <w:kern w:val="0"/>
+          <w:sz w:val="26"/>
+          <w:szCs w:val="26"/>
+          <w14:ligatures w14:val="none"/>
+        </w:rPr>
+        <w:t xml:space="preserve"> area</w:t>
       </w:r>
     </w:p>
     <w:p>
@@ -1156,6 +1296,7 @@
           <w:szCs w:val="26"/>
           <w14:ligatures w14:val="none"/>
         </w:rPr>
+        <w:lastRenderedPageBreak/>
         <w:t>Upholstery condition (front and rear seats)</w:t>
       </w:r>
     </w:p>
@@ -1183,8 +1324,29 @@
           <w:szCs w:val="26"/>
           <w14:ligatures w14:val="none"/>
         </w:rPr>
-        <w:lastRenderedPageBreak/>
-        <w:t>Carpet condition (front and rear - be sure to lift up floor mats)</w:t>
+        <w:t xml:space="preserve">Carpet condition (front and rear - be sure to </w:t>
+      </w:r>
+      <w:proofErr w:type="gramStart"/>
+      <w:r>
+        <w:rPr>
+          <w:rFonts w:ascii="rubik" w:eastAsia="Times New Roman" w:hAnsi="rubik" w:cs="Times New Roman"/>
+          <w:kern w:val="0"/>
+          <w:sz w:val="26"/>
+          <w:szCs w:val="26"/>
+          <w14:ligatures w14:val="none"/>
+        </w:rPr>
+        <w:t>lift up</w:t>
+      </w:r>
+      <w:proofErr w:type="gramEnd"/>
+      <w:r>
+        <w:rPr>
+          <w:rFonts w:ascii="rubik" w:eastAsia="Times New Roman" w:hAnsi="rubik" w:cs="Times New Roman"/>
+          <w:kern w:val="0"/>
+          <w:sz w:val="26"/>
+          <w:szCs w:val="26"/>
+          <w14:ligatures w14:val="none"/>
+        </w:rPr>
+        <w:t xml:space="preserve"> floor mats)</w:t>
       </w:r>
     </w:p>
     <w:p>
@@ -1400,7 +1562,29 @@
           <w:szCs w:val="26"/>
           <w14:ligatures w14:val="none"/>
         </w:rPr>
-        <w:t>Any other needed photos to depict damage, UPD or conditioning</w:t>
+        <w:t xml:space="preserve">Any other </w:t>
+      </w:r>
+      <w:proofErr w:type="gramStart"/>
+      <w:r>
+        <w:rPr>
+          <w:rFonts w:ascii="rubik" w:eastAsia="Times New Roman" w:hAnsi="rubik" w:cs="Times New Roman"/>
+          <w:kern w:val="0"/>
+          <w:sz w:val="26"/>
+          <w:szCs w:val="26"/>
+          <w14:ligatures w14:val="none"/>
+        </w:rPr>
+        <w:t>needed photos</w:t>
+      </w:r>
+      <w:proofErr w:type="gramEnd"/>
+      <w:r>
+        <w:rPr>
+          <w:rFonts w:ascii="rubik" w:eastAsia="Times New Roman" w:hAnsi="rubik" w:cs="Times New Roman"/>
+          <w:kern w:val="0"/>
+          <w:sz w:val="26"/>
+          <w:szCs w:val="26"/>
+          <w14:ligatures w14:val="none"/>
+        </w:rPr>
+        <w:t xml:space="preserve"> to depict damage, UPD or conditioning</w:t>
       </w:r>
     </w:p>
     <w:p>
@@ -1496,7 +1680,51 @@
           <w:szCs w:val="26"/>
           <w14:ligatures w14:val="none"/>
         </w:rPr>
-        <w:t>YES - Release a copy of the estimate to vehicle owner and repair facility unless total loss.</w:t>
+        <w:t xml:space="preserve">YES - Release a copy of the estimate to vehicle owner and repair facility </w:t>
+      </w:r>
+      <w:proofErr w:type="gramStart"/>
+      <w:r>
+        <w:rPr>
+          <w:rFonts w:ascii="rubik" w:eastAsia="Times New Roman" w:hAnsi="rubik" w:cs="Times New Roman"/>
+          <w:kern w:val="0"/>
+          <w:sz w:val="26"/>
+          <w:szCs w:val="26"/>
+          <w14:ligatures w14:val="none"/>
+        </w:rPr>
+        <w:t>unless</w:t>
+      </w:r>
+      <w:proofErr w:type="gramEnd"/>
+      <w:r>
+        <w:rPr>
+          <w:rFonts w:ascii="rubik" w:eastAsia="Times New Roman" w:hAnsi="rubik" w:cs="Times New Roman"/>
+          <w:kern w:val="0"/>
+          <w:sz w:val="26"/>
+          <w:szCs w:val="26"/>
+          <w14:ligatures w14:val="none"/>
+        </w:rPr>
+        <w:t xml:space="preserve"> </w:t>
+      </w:r>
+      <w:proofErr w:type="gramStart"/>
+      <w:r>
+        <w:rPr>
+          <w:rFonts w:ascii="rubik" w:eastAsia="Times New Roman" w:hAnsi="rubik" w:cs="Times New Roman"/>
+          <w:kern w:val="0"/>
+          <w:sz w:val="26"/>
+          <w:szCs w:val="26"/>
+          <w14:ligatures w14:val="none"/>
+        </w:rPr>
+        <w:t>total loss</w:t>
+      </w:r>
+      <w:proofErr w:type="gramEnd"/>
+      <w:r>
+        <w:rPr>
+          <w:rFonts w:ascii="rubik" w:eastAsia="Times New Roman" w:hAnsi="rubik" w:cs="Times New Roman"/>
+          <w:kern w:val="0"/>
+          <w:sz w:val="26"/>
+          <w:szCs w:val="26"/>
+          <w14:ligatures w14:val="none"/>
+        </w:rPr>
+        <w:t>.</w:t>
       </w:r>
     </w:p>
     <w:p>
@@ -1592,7 +1820,29 @@
           <w:szCs w:val="24"/>
           <w14:ligatures w14:val="none"/>
         </w:rPr>
-        <w:t>The use of LKQ or reconditioned OEM and/or non OEM replacement parts will be consistent with state laws or regulations and the following guidelines:  </w:t>
+        <w:t xml:space="preserve">The use of LKQ or reconditioned OEM and/or </w:t>
+      </w:r>
+      <w:proofErr w:type="gramStart"/>
+      <w:r>
+        <w:rPr>
+          <w:rFonts w:ascii="Arial" w:eastAsia="Times New Roman" w:hAnsi="Arial" w:cs="Arial"/>
+          <w:kern w:val="0"/>
+          <w:sz w:val="24"/>
+          <w:szCs w:val="24"/>
+          <w14:ligatures w14:val="none"/>
+        </w:rPr>
+        <w:t>non OEM</w:t>
+      </w:r>
+      <w:proofErr w:type="gramEnd"/>
+      <w:r>
+        <w:rPr>
+          <w:rFonts w:ascii="Arial" w:eastAsia="Times New Roman" w:hAnsi="Arial" w:cs="Arial"/>
+          <w:kern w:val="0"/>
+          <w:sz w:val="24"/>
+          <w:szCs w:val="24"/>
+          <w14:ligatures w14:val="none"/>
+        </w:rPr>
+        <w:t xml:space="preserve"> replacement parts will be consistent with state laws or regulations and the following guidelines:  </w:t>
       </w:r>
     </w:p>
     <w:p>
@@ -1872,7 +2122,29 @@
           <w:szCs w:val="26"/>
           <w14:ligatures w14:val="none"/>
         </w:rPr>
-        <w:t>Fill out the CCC evaluation form and complete call in using ID # 19930 and SCA ID# SCA1</w:t>
+        <w:t xml:space="preserve">Fill out the CCC evaluation form and complete </w:t>
+      </w:r>
+      <w:proofErr w:type="gramStart"/>
+      <w:r>
+        <w:rPr>
+          <w:rFonts w:ascii="Arial" w:eastAsia="Times New Roman" w:hAnsi="Arial" w:cs="Arial"/>
+          <w:kern w:val="0"/>
+          <w:sz w:val="26"/>
+          <w:szCs w:val="26"/>
+          <w14:ligatures w14:val="none"/>
+        </w:rPr>
+        <w:t>call in</w:t>
+      </w:r>
+      <w:proofErr w:type="gramEnd"/>
+      <w:r>
+        <w:rPr>
+          <w:rFonts w:ascii="Arial" w:eastAsia="Times New Roman" w:hAnsi="Arial" w:cs="Arial"/>
+          <w:kern w:val="0"/>
+          <w:sz w:val="26"/>
+          <w:szCs w:val="26"/>
+          <w14:ligatures w14:val="none"/>
+        </w:rPr>
+        <w:t xml:space="preserve"> using ID # 19930 and SCA ID# SCA1</w:t>
       </w:r>
       <w:r>
         <w:rPr>
@@ -2049,7 +2321,29 @@
           <w:szCs w:val="26"/>
           <w14:ligatures w14:val="none"/>
         </w:rPr>
-        <w:t>No salvage bids required unless borderline total loss, if borderline provide Copart Proquote.</w:t>
+        <w:t xml:space="preserve">No salvage bids required unless borderline total loss, if borderline provide Copart </w:t>
+      </w:r>
+      <w:proofErr w:type="spellStart"/>
+      <w:r>
+        <w:rPr>
+          <w:rFonts w:ascii="Arial" w:eastAsia="Times New Roman" w:hAnsi="Arial" w:cs="Arial"/>
+          <w:kern w:val="0"/>
+          <w:sz w:val="26"/>
+          <w:szCs w:val="26"/>
+          <w14:ligatures w14:val="none"/>
+        </w:rPr>
+        <w:t>Proquote</w:t>
+      </w:r>
+      <w:proofErr w:type="spellEnd"/>
+      <w:r>
+        <w:rPr>
+          <w:rFonts w:ascii="Arial" w:eastAsia="Times New Roman" w:hAnsi="Arial" w:cs="Arial"/>
+          <w:kern w:val="0"/>
+          <w:sz w:val="26"/>
+          <w:szCs w:val="26"/>
+          <w14:ligatures w14:val="none"/>
+        </w:rPr>
+        <w:t>.</w:t>
       </w:r>
     </w:p>
     <w:p>
@@ -2132,6 +2426,7 @@
           <w:szCs w:val="24"/>
           <w14:ligatures w14:val="none"/>
         </w:rPr>
+        <w:lastRenderedPageBreak/>
         <w:t>Total loss photos must include interior photos clearly showing options and condition.  They should also show keys if present.</w:t>
       </w:r>
     </w:p>
@@ -2154,7 +2449,6 @@
           <w:szCs w:val="24"/>
           <w14:ligatures w14:val="none"/>
         </w:rPr>
-        <w:lastRenderedPageBreak/>
         <w:br/>
       </w:r>
       <w:r>
@@ -2216,6 +2510,7 @@
           <w14:ligatures w14:val="none"/>
         </w:rPr>
       </w:pPr>
+      <w:proofErr w:type="gramStart"/>
       <w:r>
         <w:rPr>
           <w:rFonts w:ascii="Times New Roman" w:eastAsia="Times New Roman" w:hAnsi="Symbol" w:cs="Times New Roman"/>
@@ -2244,7 +2539,18 @@
           <w:szCs w:val="26"/>
           <w14:ligatures w14:val="none"/>
         </w:rPr>
-        <w:t>Do not include towing, storage or teardown charges in estimate. List in Appraisal Report comments only and include a copy of the invoice/bill with your upload.</w:t>
+        <w:t>Do</w:t>
+      </w:r>
+      <w:proofErr w:type="gramEnd"/>
+      <w:r>
+        <w:rPr>
+          <w:rFonts w:ascii="Times New Roman" w:eastAsia="Times New Roman" w:hAnsi="Times New Roman" w:cs="Times New Roman"/>
+          <w:kern w:val="0"/>
+          <w:sz w:val="26"/>
+          <w:szCs w:val="26"/>
+          <w14:ligatures w14:val="none"/>
+        </w:rPr>
+        <w:t xml:space="preserve"> not include towing, storage or teardown charges in estimate. List in Appraisal Report comments only and include a copy of the invoice/bill with your upload.</w:t>
       </w:r>
     </w:p>
     <w:p>
@@ -2681,20 +2987,37 @@
         <w:rPr>
           <w:rFonts w:ascii="rubik" w:eastAsia="Times New Roman" w:hAnsi="rubik" w:cs="Times New Roman"/>
           <w:kern w:val="0"/>
-          <w:sz w:val="24"/>
-          <w:szCs w:val="24"/>
-          <w14:ligatures w14:val="none"/>
-        </w:rPr>
-      </w:pPr>
-      <w:r>
-        <w:rPr>
-          <w:rFonts w:ascii="rubik" w:eastAsia="Times New Roman" w:hAnsi="rubik" w:cs="Times New Roman"/>
-          <w:kern w:val="0"/>
-          <w:sz w:val="26"/>
-          <w:szCs w:val="26"/>
-          <w14:ligatures w14:val="none"/>
-        </w:rPr>
-        <w:t>NADA Printout required on all files - Repairable or Total Loss</w:t>
+          <w:sz w:val="28"/>
+          <w:szCs w:val="28"/>
+          <w14:ligatures w14:val="none"/>
+        </w:rPr>
+      </w:pPr>
+      <w:r>
+        <w:rPr>
+          <w:rFonts w:ascii="rubik" w:eastAsia="Times New Roman" w:hAnsi="rubik" w:cs="Times New Roman"/>
+          <w:kern w:val="0"/>
+          <w:sz w:val="26"/>
+          <w:szCs w:val="26"/>
+          <w14:ligatures w14:val="none"/>
+        </w:rPr>
+        <w:t>Printout required on all files - Repairable or Total Loss</w:t>
+      </w:r>
+      <w:r>
+        <w:rPr>
+          <w:rFonts w:ascii="rubik" w:eastAsia="Times New Roman" w:hAnsi="rubik" w:cs="Times New Roman"/>
+          <w:kern w:val="0"/>
+          <w:sz w:val="26"/>
+          <w:szCs w:val="26"/>
+          <w14:ligatures w14:val="none"/>
+        </w:rPr>
+        <w:t xml:space="preserve">. </w:t>
+      </w:r>
+      <w:r>
+        <w:rPr>
+          <w:sz w:val="28"/>
+          <w:szCs w:val="28"/>
+        </w:rPr>
+        <w:t>This may include NADA, J.D. Power, Kelly Blue Book, Edmunds, Carfax, Cars.com</w:t>
       </w:r>
     </w:p>
     <w:p>
@@ -2721,7 +3044,51 @@
           <w:szCs w:val="26"/>
           <w14:ligatures w14:val="none"/>
         </w:rPr>
-        <w:t>Comment in your Appraisal Report the "Approximate Market Value" of the unit. </w:t>
+        <w:t xml:space="preserve">Comment </w:t>
+      </w:r>
+      <w:proofErr w:type="gramStart"/>
+      <w:r>
+        <w:rPr>
+          <w:rFonts w:ascii="rubik" w:eastAsia="Times New Roman" w:hAnsi="rubik" w:cs="Times New Roman"/>
+          <w:kern w:val="0"/>
+          <w:sz w:val="26"/>
+          <w:szCs w:val="26"/>
+          <w14:ligatures w14:val="none"/>
+        </w:rPr>
+        <w:t>in</w:t>
+      </w:r>
+      <w:proofErr w:type="gramEnd"/>
+      <w:r>
+        <w:rPr>
+          <w:rFonts w:ascii="rubik" w:eastAsia="Times New Roman" w:hAnsi="rubik" w:cs="Times New Roman"/>
+          <w:kern w:val="0"/>
+          <w:sz w:val="26"/>
+          <w:szCs w:val="26"/>
+          <w14:ligatures w14:val="none"/>
+        </w:rPr>
+        <w:t xml:space="preserve"> your Appraisal </w:t>
+      </w:r>
+      <w:proofErr w:type="gramStart"/>
+      <w:r>
+        <w:rPr>
+          <w:rFonts w:ascii="rubik" w:eastAsia="Times New Roman" w:hAnsi="rubik" w:cs="Times New Roman"/>
+          <w:kern w:val="0"/>
+          <w:sz w:val="26"/>
+          <w:szCs w:val="26"/>
+          <w14:ligatures w14:val="none"/>
+        </w:rPr>
+        <w:t>Report</w:t>
+      </w:r>
+      <w:proofErr w:type="gramEnd"/>
+      <w:r>
+        <w:rPr>
+          <w:rFonts w:ascii="rubik" w:eastAsia="Times New Roman" w:hAnsi="rubik" w:cs="Times New Roman"/>
+          <w:kern w:val="0"/>
+          <w:sz w:val="26"/>
+          <w:szCs w:val="26"/>
+          <w14:ligatures w14:val="none"/>
+        </w:rPr>
+        <w:t xml:space="preserve"> the "Approximate Market Value" of the unit. </w:t>
       </w:r>
     </w:p>
     <w:p>
@@ -2805,8 +3172,9 @@
           <w:highlight w:val="yellow"/>
           <w14:ligatures w14:val="none"/>
         </w:rPr>
-        <w:t>Inspection Type (EOR, Sup1, Sup2 ect):</w:t>
-      </w:r>
+        <w:t xml:space="preserve">Inspection Type (EOR, Sup1, Sup2 </w:t>
+      </w:r>
+      <w:proofErr w:type="spellStart"/>
       <w:r>
         <w:rPr>
           <w:rFonts w:ascii="rubik" w:eastAsia="Times New Roman" w:hAnsi="rubik" w:cs="Times New Roman"/>
@@ -2819,33 +3187,9 @@
           <w:highlight w:val="yellow"/>
           <w14:ligatures w14:val="none"/>
         </w:rPr>
-        <w:br/>
-        <w:t>Inspection location (residence, tow yard, shop ect</w:t>
-      </w:r>
-      <w:r>
-        <w:rPr>
-          <w:rFonts w:ascii="rubik" w:eastAsia="Times New Roman" w:hAnsi="rubik" w:cs="Times New Roman"/>
-          <w:spacing w:val="5"/>
-          <w:kern w:val="0"/>
-          <w:sz w:val="24"/>
-          <w:szCs w:val="24"/>
-          <w:highlight w:val="yellow"/>
-          <w14:ligatures w14:val="none"/>
-        </w:rPr>
-        <w:t>):</w:t>
-      </w:r>
-      <w:r>
-        <w:rPr>
-          <w:rFonts w:ascii="rubik" w:eastAsia="Times New Roman" w:hAnsi="rubik" w:cs="Times New Roman"/>
-          <w:spacing w:val="5"/>
-          <w:kern w:val="0"/>
-          <w:sz w:val="24"/>
-          <w:szCs w:val="24"/>
-          <w:highlight w:val="yellow"/>
-          <w14:ligatures w14:val="none"/>
-        </w:rPr>
-        <w:br/>
-      </w:r>
+        <w:t>ect</w:t>
+      </w:r>
+      <w:proofErr w:type="spellEnd"/>
       <w:r>
         <w:rPr>
           <w:rFonts w:ascii="rubik" w:eastAsia="Times New Roman" w:hAnsi="rubik" w:cs="Times New Roman"/>
@@ -2858,31 +3202,7 @@
           <w:highlight w:val="yellow"/>
           <w14:ligatures w14:val="none"/>
         </w:rPr>
-        <w:t>Date vehicle arrives at shop (If at shop):</w:t>
-      </w:r>
-      <w:r>
-        <w:rPr>
-          <w:rFonts w:ascii="rubik" w:eastAsia="Times New Roman" w:hAnsi="rubik" w:cs="Times New Roman"/>
-          <w:spacing w:val="5"/>
-          <w:kern w:val="0"/>
-          <w:sz w:val="24"/>
-          <w:szCs w:val="24"/>
-          <w:highlight w:val="yellow"/>
-          <w14:ligatures w14:val="none"/>
-        </w:rPr>
-        <w:t> 00/00/00</w:t>
-      </w:r>
-      <w:r>
-        <w:rPr>
-          <w:rFonts w:ascii="rubik" w:eastAsia="Times New Roman" w:hAnsi="rubik" w:cs="Times New Roman"/>
-          <w:spacing w:val="5"/>
-          <w:kern w:val="0"/>
-          <w:sz w:val="24"/>
-          <w:szCs w:val="24"/>
-          <w:highlight w:val="yellow"/>
-          <w14:ligatures w14:val="none"/>
-        </w:rPr>
-        <w:br/>
+        <w:t>):</w:t>
       </w:r>
       <w:r>
         <w:rPr>
@@ -2896,8 +3216,10 @@
           <w:highlight w:val="yellow"/>
           <w14:ligatures w14:val="none"/>
         </w:rPr>
-        <w:t>Agreed price reached with (shop rep/customer name):</w:t>
-      </w:r>
+        <w:br/>
+        <w:t xml:space="preserve">Inspection location (residence, tow yard, shop </w:t>
+      </w:r>
+      <w:proofErr w:type="spellStart"/>
       <w:r>
         <w:rPr>
           <w:rFonts w:ascii="rubik" w:eastAsia="Times New Roman" w:hAnsi="rubik" w:cs="Times New Roman"/>
@@ -2910,6 +3232,98 @@
           <w:highlight w:val="yellow"/>
           <w14:ligatures w14:val="none"/>
         </w:rPr>
+        <w:t>ect</w:t>
+      </w:r>
+      <w:proofErr w:type="spellEnd"/>
+      <w:r>
+        <w:rPr>
+          <w:rFonts w:ascii="rubik" w:eastAsia="Times New Roman" w:hAnsi="rubik" w:cs="Times New Roman"/>
+          <w:spacing w:val="5"/>
+          <w:kern w:val="0"/>
+          <w:sz w:val="24"/>
+          <w:szCs w:val="24"/>
+          <w:highlight w:val="yellow"/>
+          <w14:ligatures w14:val="none"/>
+        </w:rPr>
+        <w:t>):</w:t>
+      </w:r>
+      <w:r>
+        <w:rPr>
+          <w:rFonts w:ascii="rubik" w:eastAsia="Times New Roman" w:hAnsi="rubik" w:cs="Times New Roman"/>
+          <w:spacing w:val="5"/>
+          <w:kern w:val="0"/>
+          <w:sz w:val="24"/>
+          <w:szCs w:val="24"/>
+          <w:highlight w:val="yellow"/>
+          <w14:ligatures w14:val="none"/>
+        </w:rPr>
+        <w:br/>
+      </w:r>
+      <w:r>
+        <w:rPr>
+          <w:rFonts w:ascii="rubik" w:eastAsia="Times New Roman" w:hAnsi="rubik" w:cs="Times New Roman"/>
+          <w:b/>
+          <w:bCs/>
+          <w:spacing w:val="5"/>
+          <w:kern w:val="0"/>
+          <w:sz w:val="24"/>
+          <w:szCs w:val="24"/>
+          <w:highlight w:val="yellow"/>
+          <w14:ligatures w14:val="none"/>
+        </w:rPr>
+        <w:lastRenderedPageBreak/>
+        <w:t>Date vehicle arrives at shop (If at shop):</w:t>
+      </w:r>
+      <w:r>
+        <w:rPr>
+          <w:rFonts w:ascii="rubik" w:eastAsia="Times New Roman" w:hAnsi="rubik" w:cs="Times New Roman"/>
+          <w:spacing w:val="5"/>
+          <w:kern w:val="0"/>
+          <w:sz w:val="24"/>
+          <w:szCs w:val="24"/>
+          <w:highlight w:val="yellow"/>
+          <w14:ligatures w14:val="none"/>
+        </w:rPr>
+        <w:t> 00/00/00</w:t>
+      </w:r>
+      <w:r>
+        <w:rPr>
+          <w:rFonts w:ascii="rubik" w:eastAsia="Times New Roman" w:hAnsi="rubik" w:cs="Times New Roman"/>
+          <w:spacing w:val="5"/>
+          <w:kern w:val="0"/>
+          <w:sz w:val="24"/>
+          <w:szCs w:val="24"/>
+          <w:highlight w:val="yellow"/>
+          <w14:ligatures w14:val="none"/>
+        </w:rPr>
+        <w:br/>
+      </w:r>
+      <w:r>
+        <w:rPr>
+          <w:rFonts w:ascii="rubik" w:eastAsia="Times New Roman" w:hAnsi="rubik" w:cs="Times New Roman"/>
+          <w:b/>
+          <w:bCs/>
+          <w:spacing w:val="5"/>
+          <w:kern w:val="0"/>
+          <w:sz w:val="24"/>
+          <w:szCs w:val="24"/>
+          <w:highlight w:val="yellow"/>
+          <w14:ligatures w14:val="none"/>
+        </w:rPr>
+        <w:t>Agreed price reached with (shop rep/customer name):</w:t>
+      </w:r>
+      <w:r>
+        <w:rPr>
+          <w:rFonts w:ascii="rubik" w:eastAsia="Times New Roman" w:hAnsi="rubik" w:cs="Times New Roman"/>
+          <w:b/>
+          <w:bCs/>
+          <w:spacing w:val="5"/>
+          <w:kern w:val="0"/>
+          <w:sz w:val="24"/>
+          <w:szCs w:val="24"/>
+          <w:highlight w:val="yellow"/>
+          <w14:ligatures w14:val="none"/>
+        </w:rPr>
         <w:br/>
         <w:t>IA Comments:</w:t>
       </w:r>
@@ -2933,7 +3347,6 @@
           <w:szCs w:val="24"/>
           <w14:ligatures w14:val="none"/>
         </w:rPr>
-        <w:lastRenderedPageBreak/>
         <w:br/>
       </w:r>
       <w:r>
@@ -3185,7 +3598,51 @@
           <w:szCs w:val="26"/>
           <w14:ligatures w14:val="none"/>
         </w:rPr>
-        <w:t>Covid19 disinfecting fee:  .5 hour at body and $5.00 max materials.</w:t>
+        <w:t>Covid19 disinfecting fee</w:t>
+      </w:r>
+      <w:proofErr w:type="gramStart"/>
+      <w:r>
+        <w:rPr>
+          <w:rFonts w:ascii="Arial" w:eastAsia="Times New Roman" w:hAnsi="Arial" w:cs="Arial"/>
+          <w:kern w:val="0"/>
+          <w:sz w:val="26"/>
+          <w:szCs w:val="26"/>
+          <w14:ligatures w14:val="none"/>
+        </w:rPr>
+        <w:t>:  .5</w:t>
+      </w:r>
+      <w:proofErr w:type="gramEnd"/>
+      <w:r>
+        <w:rPr>
+          <w:rFonts w:ascii="Arial" w:eastAsia="Times New Roman" w:hAnsi="Arial" w:cs="Arial"/>
+          <w:kern w:val="0"/>
+          <w:sz w:val="26"/>
+          <w:szCs w:val="26"/>
+          <w14:ligatures w14:val="none"/>
+        </w:rPr>
+        <w:t xml:space="preserve"> </w:t>
+      </w:r>
+      <w:proofErr w:type="gramStart"/>
+      <w:r>
+        <w:rPr>
+          <w:rFonts w:ascii="Arial" w:eastAsia="Times New Roman" w:hAnsi="Arial" w:cs="Arial"/>
+          <w:kern w:val="0"/>
+          <w:sz w:val="26"/>
+          <w:szCs w:val="26"/>
+          <w14:ligatures w14:val="none"/>
+        </w:rPr>
+        <w:t>hour</w:t>
+      </w:r>
+      <w:proofErr w:type="gramEnd"/>
+      <w:r>
+        <w:rPr>
+          <w:rFonts w:ascii="Arial" w:eastAsia="Times New Roman" w:hAnsi="Arial" w:cs="Arial"/>
+          <w:kern w:val="0"/>
+          <w:sz w:val="26"/>
+          <w:szCs w:val="26"/>
+          <w14:ligatures w14:val="none"/>
+        </w:rPr>
+        <w:t xml:space="preserve"> at body and $5.00 max materials.</w:t>
       </w:r>
     </w:p>
     <w:p>
@@ -3212,7 +3669,51 @@
           <w:szCs w:val="24"/>
           <w14:ligatures w14:val="none"/>
         </w:rPr>
-        <w:t>State of Wyoming only: Do not use aftermarket parts unless the vehicle owner has agreed to the use of the parts and has signed a copy of the “Wyoming Aftermarket Parts Consent form”.  A copy of this form must be attached to your paperwork.  If the customer refuses the aftermarket parts it should be noted on your appraiser’s report.</w:t>
+        <w:t xml:space="preserve">State of Wyoming only: Do not use aftermarket parts unless the vehicle owner has agreed to the use of the parts and has signed a copy of the “Wyoming Aftermarket Parts Consent form”.  A copy of this form must be attached to your paperwork.  If the customer refuses the aftermarket </w:t>
+      </w:r>
+      <w:proofErr w:type="gramStart"/>
+      <w:r>
+        <w:rPr>
+          <w:rFonts w:ascii="Arial" w:eastAsia="Times New Roman" w:hAnsi="Arial" w:cs="Arial"/>
+          <w:kern w:val="0"/>
+          <w:sz w:val="24"/>
+          <w:szCs w:val="24"/>
+          <w14:ligatures w14:val="none"/>
+        </w:rPr>
+        <w:t>parts</w:t>
+      </w:r>
+      <w:proofErr w:type="gramEnd"/>
+      <w:r>
+        <w:rPr>
+          <w:rFonts w:ascii="Arial" w:eastAsia="Times New Roman" w:hAnsi="Arial" w:cs="Arial"/>
+          <w:kern w:val="0"/>
+          <w:sz w:val="24"/>
+          <w:szCs w:val="24"/>
+          <w14:ligatures w14:val="none"/>
+        </w:rPr>
+        <w:t xml:space="preserve"> it should be noted </w:t>
+      </w:r>
+      <w:proofErr w:type="gramStart"/>
+      <w:r>
+        <w:rPr>
+          <w:rFonts w:ascii="Arial" w:eastAsia="Times New Roman" w:hAnsi="Arial" w:cs="Arial"/>
+          <w:kern w:val="0"/>
+          <w:sz w:val="24"/>
+          <w:szCs w:val="24"/>
+          <w14:ligatures w14:val="none"/>
+        </w:rPr>
+        <w:t>on</w:t>
+      </w:r>
+      <w:proofErr w:type="gramEnd"/>
+      <w:r>
+        <w:rPr>
+          <w:rFonts w:ascii="Arial" w:eastAsia="Times New Roman" w:hAnsi="Arial" w:cs="Arial"/>
+          <w:kern w:val="0"/>
+          <w:sz w:val="24"/>
+          <w:szCs w:val="24"/>
+          <w14:ligatures w14:val="none"/>
+        </w:rPr>
+        <w:t xml:space="preserve"> your appraiser’s report.</w:t>
       </w:r>
     </w:p>
     <w:p/>
@@ -5611,6 +6112,7 @@
   <w:style w:type="character" w:default="1" w:styleId="DefaultParagraphFont">
     <w:name w:val="Default Paragraph Font"/>
     <w:uiPriority w:val="1"/>
+    <w:semiHidden/>
     <w:unhideWhenUsed/>
   </w:style>
   <w:style w:type="table" w:default="1" w:styleId="TableNormal">

--- a/client_rules/Travelers.docx
+++ b/client_rules/Travelers.docx
@@ -397,7 +397,7 @@
           <w:szCs w:val="26"/>
           <w14:ligatures w14:val="none"/>
         </w:rPr>
-        <w:t xml:space="preserve"> using ID # 19930 and SCA ID # SCA1</w:t>
+        <w:t xml:space="preserve"> using ID # 19930</w:t>
       </w:r>
     </w:p>
     <w:p>
@@ -598,7 +598,7 @@
           <w:szCs w:val="24"/>
           <w14:ligatures w14:val="none"/>
         </w:rPr>
-        <w:t>Utilize the Travelers approved labor rates provided in the Core assignment</w:t>
+        <w:t>Utilize the Travelers approved labor rates</w:t>
       </w:r>
     </w:p>
     <w:p>
@@ -2144,157 +2144,7 @@
           <w:szCs w:val="26"/>
           <w14:ligatures w14:val="none"/>
         </w:rPr>
-        <w:t xml:space="preserve"> using ID # 19930 and SCA ID# SCA1</w:t>
-      </w:r>
-      <w:r>
-        <w:rPr>
-          <w:rFonts w:ascii="Arial" w:eastAsia="Times New Roman" w:hAnsi="Arial" w:cs="Arial"/>
-          <w:kern w:val="0"/>
-          <w:sz w:val="26"/>
-          <w:szCs w:val="26"/>
-          <w14:ligatures w14:val="none"/>
-        </w:rPr>
-        <w:t xml:space="preserve"> – SEE </w:t>
-      </w:r>
-      <w:r>
-        <w:rPr>
-          <w:rFonts w:ascii="Arial" w:eastAsia="Times New Roman" w:hAnsi="Arial" w:cs="Arial"/>
-          <w:kern w:val="0"/>
-          <w:sz w:val="26"/>
-          <w:szCs w:val="26"/>
-          <w14:ligatures w14:val="none"/>
-        </w:rPr>
-        <w:t>SCA CLO</w:t>
-      </w:r>
-      <w:r>
-        <w:rPr>
-          <w:rFonts w:ascii="Arial" w:eastAsia="Times New Roman" w:hAnsi="Arial" w:cs="Arial"/>
-          <w:kern w:val="0"/>
-          <w:sz w:val="26"/>
-          <w:szCs w:val="26"/>
-          <w14:ligatures w14:val="none"/>
-        </w:rPr>
-        <w:t>S</w:t>
-      </w:r>
-      <w:r>
-        <w:rPr>
-          <w:rFonts w:ascii="Arial" w:eastAsia="Times New Roman" w:hAnsi="Arial" w:cs="Arial"/>
-          <w:kern w:val="0"/>
-          <w:sz w:val="26"/>
-          <w:szCs w:val="26"/>
-          <w14:ligatures w14:val="none"/>
-        </w:rPr>
-        <w:t xml:space="preserve">ING REPORT </w:t>
-      </w:r>
-      <w:r>
-        <w:rPr>
-          <w:rFonts w:ascii="Arial" w:eastAsia="Times New Roman" w:hAnsi="Arial" w:cs="Arial"/>
-          <w:kern w:val="0"/>
-          <w:sz w:val="26"/>
-          <w:szCs w:val="26"/>
-          <w14:ligatures w14:val="none"/>
-        </w:rPr>
-        <w:t>– “</w:t>
-      </w:r>
-      <w:r>
-        <w:rPr>
-          <w:rFonts w:ascii="Arial" w:eastAsia="Times New Roman" w:hAnsi="Arial" w:cs="Arial"/>
-          <w:kern w:val="0"/>
-          <w:sz w:val="26"/>
-          <w:szCs w:val="26"/>
-          <w14:ligatures w14:val="none"/>
-        </w:rPr>
-        <w:t>TOTAL LOSS DETAILS SECTION</w:t>
-      </w:r>
-      <w:r>
-        <w:rPr>
-          <w:rFonts w:ascii="Arial" w:eastAsia="Times New Roman" w:hAnsi="Arial" w:cs="Arial"/>
-          <w:kern w:val="0"/>
-          <w:sz w:val="26"/>
-          <w:szCs w:val="26"/>
-          <w14:ligatures w14:val="none"/>
-        </w:rPr>
-        <w:t>”</w:t>
-      </w:r>
-      <w:r>
-        <w:rPr>
-          <w:rFonts w:ascii="Arial" w:eastAsia="Times New Roman" w:hAnsi="Arial" w:cs="Arial"/>
-          <w:kern w:val="0"/>
-          <w:sz w:val="26"/>
-          <w:szCs w:val="26"/>
-          <w14:ligatures w14:val="none"/>
-        </w:rPr>
-        <w:t xml:space="preserve"> </w:t>
-      </w:r>
-      <w:r>
-        <w:rPr>
-          <w:rFonts w:ascii="Arial" w:eastAsia="Times New Roman" w:hAnsi="Arial" w:cs="Arial"/>
-          <w:kern w:val="0"/>
-          <w:sz w:val="26"/>
-          <w:szCs w:val="26"/>
-          <w14:ligatures w14:val="none"/>
-        </w:rPr>
-        <w:t>and</w:t>
-      </w:r>
-      <w:r>
-        <w:rPr>
-          <w:rFonts w:ascii="Arial" w:eastAsia="Times New Roman" w:hAnsi="Arial" w:cs="Arial"/>
-          <w:kern w:val="0"/>
-          <w:sz w:val="26"/>
-          <w:szCs w:val="26"/>
-          <w14:ligatures w14:val="none"/>
-        </w:rPr>
-        <w:t xml:space="preserve"> </w:t>
-      </w:r>
-      <w:r>
-        <w:rPr>
-          <w:rFonts w:ascii="Arial" w:eastAsia="Times New Roman" w:hAnsi="Arial" w:cs="Arial"/>
-          <w:kern w:val="0"/>
-          <w:sz w:val="26"/>
-          <w:szCs w:val="26"/>
-          <w14:ligatures w14:val="none"/>
-        </w:rPr>
-        <w:t>Evaluation Method</w:t>
-      </w:r>
-      <w:r>
-        <w:rPr>
-          <w:rFonts w:ascii="Arial" w:eastAsia="Times New Roman" w:hAnsi="Arial" w:cs="Arial"/>
-          <w:kern w:val="0"/>
-          <w:sz w:val="26"/>
-          <w:szCs w:val="26"/>
-          <w14:ligatures w14:val="none"/>
-        </w:rPr>
-        <w:t xml:space="preserve"> &amp;</w:t>
-      </w:r>
-      <w:r>
-        <w:rPr>
-          <w:rFonts w:ascii="Arial" w:eastAsia="Times New Roman" w:hAnsi="Arial" w:cs="Arial"/>
-          <w:kern w:val="0"/>
-          <w:sz w:val="26"/>
-          <w:szCs w:val="26"/>
-          <w14:ligatures w14:val="none"/>
-        </w:rPr>
-        <w:t xml:space="preserve"> Evaluation Request #</w:t>
-      </w:r>
-      <w:r>
-        <w:rPr>
-          <w:rFonts w:ascii="Arial" w:eastAsia="Times New Roman" w:hAnsi="Arial" w:cs="Arial"/>
-          <w:kern w:val="0"/>
-          <w:sz w:val="26"/>
-          <w:szCs w:val="26"/>
-          <w14:ligatures w14:val="none"/>
-        </w:rPr>
-        <w:t xml:space="preserve"> must be </w:t>
-      </w:r>
-      <w:r>
-        <w:rPr>
-          <w:rFonts w:ascii="Arial" w:eastAsia="Times New Roman" w:hAnsi="Arial" w:cs="Arial"/>
-          <w:kern w:val="0"/>
-          <w:sz w:val="26"/>
-          <w:szCs w:val="26"/>
-          <w14:ligatures w14:val="none"/>
-        </w:rPr>
-        <w:t>filled out</w:t>
+        <w:t xml:space="preserve"> using ID # 19930</w:t>
       </w:r>
     </w:p>
     <w:p>
@@ -2946,7 +2796,7 @@
           <w:szCs w:val="26"/>
           <w14:ligatures w14:val="none"/>
         </w:rPr>
-        <w:t>Complete the Core appraisal report in its entirety and provide specific detailed inspection notes.</w:t>
+        <w:t>Complete the appraisal report in its entirety and provide specific detailed inspection notes.</w:t>
       </w:r>
     </w:p>
     <w:p>
@@ -3115,7 +2965,7 @@
           <w:szCs w:val="24"/>
           <w14:ligatures w14:val="none"/>
         </w:rPr>
-        <w:t>SCA Appraisal Report MUST be filled out using the template below:</w:t>
+        <w:t>Appraisal Report MUST be filled out using the template below:</w:t>
       </w:r>
     </w:p>
     <w:p>
@@ -3271,7 +3121,6 @@
           <w:highlight w:val="yellow"/>
           <w14:ligatures w14:val="none"/>
         </w:rPr>
-        <w:lastRenderedPageBreak/>
         <w:t>Date vehicle arrives at shop (If at shop):</w:t>
       </w:r>
       <w:r>
@@ -3310,6 +3159,7 @@
           <w:highlight w:val="yellow"/>
           <w14:ligatures w14:val="none"/>
         </w:rPr>
+        <w:lastRenderedPageBreak/>
         <w:t>Agreed price reached with (shop rep/customer name):</w:t>
       </w:r>
       <w:r>
@@ -3421,7 +3271,7 @@
           <w:szCs w:val="26"/>
           <w14:ligatures w14:val="none"/>
         </w:rPr>
-        <w:t>Utilize the Travelers approved labor rates provided in the Core assignment</w:t>
+        <w:t>Utilize the Travelers approved labor rates</w:t>
       </w:r>
     </w:p>
     <w:p>
